--- a/작업일지/22주차.docx
+++ b/작업일지/22주차.docx
@@ -133,9 +133,6 @@
           <w:p>
             <w:pPr>
               <w:jc w:val="center"/>
-              <w:rPr>
-                <w:rFonts w:hint="eastAsia"/>
-              </w:rPr>
             </w:pPr>
             <w:r>
               <w:rPr>
@@ -372,7 +369,23 @@
           <w:b/>
           <w:bCs/>
         </w:rPr>
-        <w:t>()</w:t>
+        <w:t>(</w:t>
+      </w:r>
+      <w:r>
+        <w:rPr>
+          <w:rFonts w:hint="eastAsia"/>
+          <w:b/>
+          <w:bCs/>
+        </w:rPr>
+        <w:t>0107</w:t>
+      </w:r>
+      <w:r>
+        <w:rPr>
+          <w:rFonts w:hint="eastAsia"/>
+          <w:b/>
+          <w:bCs/>
+        </w:rPr>
+        <w:t>)</w:t>
       </w:r>
     </w:p>
     <w:tbl>
@@ -392,7 +405,56 @@
           <w:tcPr>
             <w:tcW w:w="10485" w:type="dxa"/>
           </w:tcPr>
-          <w:p/>
+          <w:p>
+            <w:pPr>
+              <w:numPr>
+                <w:ilvl w:val="0"/>
+                <w:numId w:val="4"/>
+              </w:numPr>
+            </w:pPr>
+            <w:r>
+              <w:t xml:space="preserve">절차적 방 생성할 때 방 내부의 오브젝트를 어떻게 나눌 것인지? </w:t>
+            </w:r>
+          </w:p>
+          <w:p>
+            <w:pPr>
+              <w:numPr>
+                <w:ilvl w:val="1"/>
+                <w:numId w:val="4"/>
+              </w:numPr>
+            </w:pPr>
+            <w:r>
+              <w:t>하나로 다 뭉칠지</w:t>
+            </w:r>
+          </w:p>
+          <w:p>
+            <w:pPr>
+              <w:numPr>
+                <w:ilvl w:val="0"/>
+                <w:numId w:val="4"/>
+              </w:numPr>
+            </w:pPr>
+            <w:r>
+              <w:t>방의 벽을 하나하나 다 세울 것인지, 통째로 로드할 것인지</w:t>
+            </w:r>
+          </w:p>
+          <w:p>
+            <w:pPr>
+              <w:ind w:left="360"/>
+              <w:rPr>
+                <w:rFonts w:hint="eastAsia"/>
+              </w:rPr>
+            </w:pPr>
+            <w:r>
+              <w:t>→</w:t>
+            </w:r>
+            <w:r>
+              <w:rPr>
+                <w:rFonts w:hint="eastAsia"/>
+              </w:rPr>
+              <w:t xml:space="preserve"> 다음 주에 다같이 논의해보기</w:t>
+            </w:r>
+          </w:p>
         </w:tc>
       </w:tr>
     </w:tbl>
@@ -503,11 +565,6 @@
             </w:r>
           </w:p>
           <w:p>
-            <w:pPr>
-              <w:rPr>
-                <w:rFonts w:hint="eastAsia"/>
-              </w:rPr>
-            </w:pPr>
             <w:r>
               <w:rPr>
                 <w:rFonts w:hint="eastAsia"/>
@@ -543,7 +600,30 @@
           <w:tcPr>
             <w:tcW w:w="9214" w:type="dxa"/>
           </w:tcPr>
-          <w:p/>
+          <w:p>
+            <w:r>
+              <w:rPr>
+                <w:rFonts w:hint="eastAsia"/>
+              </w:rPr>
+              <w:t>- UE 강의 섹션5 끝내기</w:t>
+            </w:r>
+          </w:p>
+          <w:p>
+            <w:r>
+              <w:rPr>
+                <w:rFonts w:hint="eastAsia"/>
+              </w:rPr>
+              <w:t xml:space="preserve">- 이동 동기화 </w:t>
+            </w:r>
+          </w:p>
+          <w:p>
+            <w:r>
+              <w:rPr>
+                <w:rFonts w:hint="eastAsia"/>
+              </w:rPr>
+              <w:t>- 중점 연구 과제 종설기 발표 피드백 바탕으로 조사하기</w:t>
+            </w:r>
+          </w:p>
         </w:tc>
       </w:tr>
     </w:tbl>
@@ -663,7 +743,779 @@
           <w:tcPr>
             <w:tcW w:w="9214" w:type="dxa"/>
           </w:tcPr>
-          <w:p/>
+          <w:p>
+            <w:r>
+              <w:rPr>
+                <w:rFonts w:hint="eastAsia"/>
+              </w:rPr>
+              <w:t xml:space="preserve">- 이동 동기화, 서버에서 받은 Other Player의 위치와 현재 위치를 보간하여 뚝뚝 </w:t>
+            </w:r>
+            <w:r>
+              <w:rPr>
+                <w:rFonts w:hint="eastAsia"/>
+              </w:rPr>
+              <w:t>끊기지</w:t>
+            </w:r>
+            <w:r>
+              <w:rPr>
+                <w:rFonts w:hint="eastAsia"/>
+              </w:rPr>
+              <w:t xml:space="preserve"> 않게 </w:t>
+            </w:r>
+            <w:r>
+              <w:rPr>
+                <w:rFonts w:hint="eastAsia"/>
+              </w:rPr>
+              <w:t>했다</w:t>
+            </w:r>
+            <w:r>
+              <w:rPr>
+                <w:rFonts w:hint="eastAsia"/>
+              </w:rPr>
+              <w:t xml:space="preserve">. </w:t>
+            </w:r>
+            <w:r>
+              <w:rPr>
+                <w:rFonts w:hint="eastAsia"/>
+              </w:rPr>
+              <w:t xml:space="preserve">그런데 Other Player의 각도가 </w:t>
+            </w:r>
+            <w:r>
+              <w:rPr>
+                <w:rFonts w:hint="eastAsia"/>
+              </w:rPr>
+              <w:t>올바르게</w:t>
+            </w:r>
+            <w:r>
+              <w:rPr>
+                <w:rFonts w:hint="eastAsia"/>
+              </w:rPr>
+              <w:t xml:space="preserve"> 설정되지 않는 걸 나중에 발견해서 다음 미팅까지 고치려고 한다. 그리고 </w:t>
+            </w:r>
+            <w:r>
+              <w:rPr>
+                <w:rFonts w:hint="eastAsia"/>
+              </w:rPr>
+              <w:t>Other Player가 이동할 때 애니메이션을 바꾸는 부분은 못했다. State 머신</w:t>
+            </w:r>
+            <w:r>
+              <w:rPr>
+                <w:rFonts w:hint="eastAsia"/>
+              </w:rPr>
+              <w:t>을</w:t>
+            </w:r>
+            <w:r>
+              <w:rPr>
+                <w:rFonts w:hint="eastAsia"/>
+              </w:rPr>
+              <w:t xml:space="preserve"> 만들어서 연결했는데, 이동할 때와 점프할 때 애니메이션이 제대로 출력되지 않는다. UE 섹션6 강의에서 애니메이션 관련 내용이 있어서 그 강의를 </w:t>
+            </w:r>
+            <w:r>
+              <w:rPr>
+                <w:rFonts w:hint="eastAsia"/>
+              </w:rPr>
+              <w:t>듣고 해봐야겠다.</w:t>
+            </w:r>
+          </w:p>
+          <w:p>
+            <w:r>
+              <w:rPr>
+                <w:noProof/>
+              </w:rPr>
+              <w:lastRenderedPageBreak/>
+              <w:drawing>
+                <wp:inline distT="0" distB="0" distL="0" distR="0" wp14:anchorId="3185D327" wp14:editId="2CA8639A">
+                  <wp:extent cx="2857500" cy="1861525"/>
+                  <wp:effectExtent l="0" t="0" r="0" b="5715"/>
+                  <wp:docPr id="1367430458" name="그림 1"/>
+                  <wp:cNvGraphicFramePr>
+                    <a:graphicFrameLocks xmlns:a="http://schemas.openxmlformats.org/drawingml/2006/main" noChangeAspect="1"/>
+                  </wp:cNvGraphicFramePr>
+                  <a:graphic xmlns:a="http://schemas.openxmlformats.org/drawingml/2006/main">
+                    <a:graphicData uri="http://schemas.openxmlformats.org/drawingml/2006/picture">
+                      <pic:pic xmlns:pic="http://schemas.openxmlformats.org/drawingml/2006/picture">
+                        <pic:nvPicPr>
+                          <pic:cNvPr id="1367430458" name=""/>
+                          <pic:cNvPicPr/>
+                        </pic:nvPicPr>
+                        <pic:blipFill>
+                          <a:blip r:embed="rId7"/>
+                          <a:stretch>
+                            <a:fillRect/>
+                          </a:stretch>
+                        </pic:blipFill>
+                        <pic:spPr>
+                          <a:xfrm>
+                            <a:off x="0" y="0"/>
+                            <a:ext cx="2868637" cy="1868780"/>
+                          </a:xfrm>
+                          <a:prstGeom prst="rect">
+                            <a:avLst/>
+                          </a:prstGeom>
+                        </pic:spPr>
+                      </pic:pic>
+                    </a:graphicData>
+                  </a:graphic>
+                </wp:inline>
+              </w:drawing>
+            </w:r>
+            <w:r>
+              <w:rPr>
+                <w:rFonts w:hint="eastAsia"/>
+              </w:rPr>
+              <w:t xml:space="preserve"> </w:t>
+            </w:r>
+          </w:p>
+          <w:p>
+            <w:r>
+              <w:rPr>
+                <w:rFonts w:hint="eastAsia"/>
+              </w:rPr>
+              <w:t xml:space="preserve">- UE 강의 섹션5을 끝냈다. 이제 2주 안에 섹션6을 다 듣고 </w:t>
+            </w:r>
+            <w:r>
+              <w:rPr>
+                <w:rFonts w:hint="eastAsia"/>
+              </w:rPr>
+              <w:t xml:space="preserve">이동 동기화 애니메이션 완료하고 </w:t>
+            </w:r>
+            <w:r>
+              <w:rPr>
+                <w:rFonts w:hint="eastAsia"/>
+              </w:rPr>
+              <w:t>기획 부분을 구현하면 될 것 같다.</w:t>
+            </w:r>
+          </w:p>
+          <w:p>
+            <w:r>
+              <w:rPr>
+                <w:rFonts w:hint="eastAsia"/>
+              </w:rPr>
+              <w:t>- 비주얼 스튜디오에서 UE를 실행할 때 Debug Game -&gt; 에디터 실행 안 됨, Debug Game Editor -&gt; 에디터는 실행되는데 코드 오류남, Development Editor -&gt; 잘 실행됨</w:t>
+            </w:r>
+          </w:p>
+          <w:p>
+            <w:r>
+              <w:rPr>
+                <w:rFonts w:hint="eastAsia"/>
+              </w:rPr>
+              <w:t xml:space="preserve">다음에 이 문제가 뭔지 알아보고, </w:t>
+            </w:r>
+            <w:r>
+              <w:rPr>
+                <w:rFonts w:hint="eastAsia"/>
+              </w:rPr>
+              <w:t>언리얼에서 디버깅하는 방법에 대해</w:t>
+            </w:r>
+            <w:r>
+              <w:rPr>
+                <w:rFonts w:hint="eastAsia"/>
+              </w:rPr>
+              <w:t xml:space="preserve">서도 </w:t>
+            </w:r>
+            <w:r>
+              <w:rPr>
+                <w:rFonts w:hint="eastAsia"/>
+              </w:rPr>
+              <w:t>알아봐야겠다.</w:t>
+            </w:r>
+          </w:p>
+          <w:p>
+            <w:r>
+              <w:rPr>
+                <w:rFonts w:hint="eastAsia"/>
+              </w:rPr>
+              <w:t xml:space="preserve">- 수영이가 언리얼에서 순수 C++로 네트워크 통신할 수 있는 코드를 구현해줘서 앞으로 편하게 쓸 수 있을 것 같다. 서버 처리 부분과 언리얼 로직 부분이 완전히 분리돼서 좋다. </w:t>
+            </w:r>
+          </w:p>
+        </w:tc>
+      </w:tr>
+    </w:tbl>
+    <w:p>
+      <w:pPr>
+        <w:rPr>
+          <w:b/>
+          <w:bCs/>
+        </w:rPr>
+      </w:pPr>
+    </w:p>
+    <w:tbl>
+      <w:tblPr>
+        <w:tblStyle w:val="aa"/>
+        <w:tblW w:w="0" w:type="auto"/>
+        <w:tblLook w:val="04A0" w:firstRow="1" w:lastRow="0" w:firstColumn="1" w:lastColumn="0" w:noHBand="0" w:noVBand="1"/>
+      </w:tblPr>
+      <w:tblGrid>
+        <w:gridCol w:w="10456"/>
+      </w:tblGrid>
+      <w:tr>
+        <w:tc>
+          <w:tcPr>
+            <w:tcW w:w="10456" w:type="dxa"/>
+          </w:tcPr>
+          <w:p>
+            <w:pPr>
+              <w:rPr>
+                <w:b/>
+                <w:bCs/>
+                <w:sz w:val="24"/>
+              </w:rPr>
+            </w:pPr>
+            <w:r>
+              <w:rPr>
+                <w:rFonts w:hint="eastAsia"/>
+                <w:b/>
+                <w:bCs/>
+                <w:sz w:val="24"/>
+              </w:rPr>
+              <w:t>[클라이언트중점 연구 과제 조사]</w:t>
+            </w:r>
+          </w:p>
+          <w:p>
+            <w:pPr>
+              <w:rPr>
+                <w:b/>
+                <w:bCs/>
+              </w:rPr>
+            </w:pPr>
+          </w:p>
+          <w:p>
+            <w:pPr>
+              <w:numPr>
+                <w:ilvl w:val="0"/>
+                <w:numId w:val="2"/>
+              </w:numPr>
+              <w:rPr>
+                <w:b/>
+                <w:bCs/>
+              </w:rPr>
+            </w:pPr>
+            <w:r>
+              <w:rPr>
+                <w:b/>
+                <w:bCs/>
+              </w:rPr>
+              <w:t xml:space="preserve">openCV </w:t>
+            </w:r>
+          </w:p>
+          <w:p>
+            <w:pPr>
+              <w:numPr>
+                <w:ilvl w:val="1"/>
+                <w:numId w:val="2"/>
+              </w:numPr>
+              <w:rPr>
+                <w:b/>
+                <w:bCs/>
+              </w:rPr>
+            </w:pPr>
+            <w:r>
+              <w:rPr>
+                <w:b/>
+                <w:bCs/>
+              </w:rPr>
+              <w:t>단점: 영상 처리 라이브러리 굉장히 느</w:t>
+            </w:r>
+            <w:r>
+              <w:rPr>
+                <w:rFonts w:hint="eastAsia"/>
+                <w:b/>
+                <w:bCs/>
+              </w:rPr>
+              <w:t>리다고 함</w:t>
+            </w:r>
+            <w:r>
+              <w:rPr>
+                <w:b/>
+                <w:bCs/>
+              </w:rPr>
+              <w:t xml:space="preserve"> → 해결: 시간 간격을 두고 분석</w:t>
+            </w:r>
+            <w:r>
+              <w:rPr>
+                <w:rFonts w:hint="eastAsia"/>
+                <w:b/>
+                <w:bCs/>
+              </w:rPr>
+              <w:t>하여 최적화</w:t>
+            </w:r>
+            <w:r>
+              <w:rPr>
+                <w:b/>
+                <w:bCs/>
+              </w:rPr>
+              <w:t>(일단 해봐야 알듯)</w:t>
+            </w:r>
+          </w:p>
+          <w:p>
+            <w:pPr>
+              <w:numPr>
+                <w:ilvl w:val="1"/>
+                <w:numId w:val="2"/>
+              </w:numPr>
+              <w:rPr>
+                <w:b/>
+                <w:bCs/>
+              </w:rPr>
+            </w:pPr>
+            <w:r>
+              <w:rPr>
+                <w:b/>
+                <w:bCs/>
+              </w:rPr>
+              <w:t xml:space="preserve">활용 방법 </w:t>
+            </w:r>
+          </w:p>
+          <w:p>
+            <w:pPr>
+              <w:numPr>
+                <w:ilvl w:val="2"/>
+                <w:numId w:val="2"/>
+              </w:numPr>
+              <w:rPr>
+                <w:b/>
+                <w:bCs/>
+              </w:rPr>
+            </w:pPr>
+            <w:r>
+              <w:rPr>
+                <w:b/>
+                <w:bCs/>
+              </w:rPr>
+              <w:t xml:space="preserve">라이브러리 </w:t>
+            </w:r>
+          </w:p>
+          <w:p>
+            <w:pPr>
+              <w:numPr>
+                <w:ilvl w:val="3"/>
+                <w:numId w:val="2"/>
+              </w:numPr>
+              <w:rPr>
+                <w:b/>
+                <w:bCs/>
+              </w:rPr>
+            </w:pPr>
+            <w:r>
+              <w:rPr>
+                <w:b/>
+                <w:bCs/>
+              </w:rPr>
+              <w:t>haarcascade_frontalface_default.xml 얼굴 인식에 사용하는 opencv 라이브러리</w:t>
+            </w:r>
+          </w:p>
+          <w:p>
+            <w:pPr>
+              <w:numPr>
+                <w:ilvl w:val="3"/>
+                <w:numId w:val="2"/>
+              </w:numPr>
+              <w:rPr>
+                <w:b/>
+                <w:bCs/>
+              </w:rPr>
+            </w:pPr>
+            <w:r>
+              <w:rPr>
+                <w:b/>
+                <w:bCs/>
+              </w:rPr>
+              <w:t>shape_predictor_68_face_landmarks.dat 인식한 얼굴에서 눈, 코, 입 등의 특징을 뽑아낼 때 사용</w:t>
+            </w:r>
+          </w:p>
+          <w:p>
+            <w:pPr>
+              <w:numPr>
+                <w:ilvl w:val="3"/>
+                <w:numId w:val="2"/>
+              </w:numPr>
+              <w:rPr>
+                <w:b/>
+                <w:bCs/>
+              </w:rPr>
+            </w:pPr>
+            <w:r>
+              <w:rPr>
+                <w:b/>
+                <w:bCs/>
+              </w:rPr>
+              <w:t>emotion_model.hdf5 인식된 얼굴에서 표정을 구분할 때 사용하는 모델</w:t>
+            </w:r>
+          </w:p>
+          <w:p>
+            <w:pPr>
+              <w:numPr>
+                <w:ilvl w:val="2"/>
+                <w:numId w:val="2"/>
+              </w:numPr>
+              <w:rPr>
+                <w:b/>
+                <w:bCs/>
+              </w:rPr>
+            </w:pPr>
+            <w:r>
+              <w:rPr>
+                <w:b/>
+                <w:bCs/>
+              </w:rPr>
+              <w:t xml:space="preserve">사용법 </w:t>
+            </w:r>
+          </w:p>
+          <w:p>
+            <w:pPr>
+              <w:numPr>
+                <w:ilvl w:val="3"/>
+                <w:numId w:val="2"/>
+              </w:numPr>
+              <w:rPr>
+                <w:b/>
+                <w:bCs/>
+              </w:rPr>
+            </w:pPr>
+            <w:r>
+              <w:rPr>
+                <w:b/>
+                <w:bCs/>
+              </w:rPr>
+              <w:t>얼굴 인식(cv2) → 모델을 통해 표정 분석 → 표정에 따른 값 저장 → 서버에 송신하여 로직 반영</w:t>
+            </w:r>
+          </w:p>
+          <w:p>
+            <w:pPr>
+              <w:numPr>
+                <w:ilvl w:val="2"/>
+                <w:numId w:val="2"/>
+              </w:numPr>
+              <w:rPr>
+                <w:b/>
+                <w:bCs/>
+              </w:rPr>
+            </w:pPr>
+            <w:r>
+              <w:rPr>
+                <w:b/>
+                <w:bCs/>
+              </w:rPr>
+              <w:t>‘이미 학습된 모델을 사용하는 것인데’ 괜찮을까? → 사전 학습된 모델을 사용한 실시간 처리 구현, 최적화 방법 연구 등</w:t>
+            </w:r>
+          </w:p>
+          <w:p>
+            <w:pPr>
+              <w:numPr>
+                <w:ilvl w:val="0"/>
+                <w:numId w:val="2"/>
+              </w:numPr>
+              <w:rPr>
+                <w:b/>
+                <w:bCs/>
+              </w:rPr>
+            </w:pPr>
+            <w:r>
+              <w:rPr>
+                <w:b/>
+                <w:bCs/>
+              </w:rPr>
+              <w:t xml:space="preserve">맥박 </w:t>
+            </w:r>
+          </w:p>
+          <w:p>
+            <w:pPr>
+              <w:numPr>
+                <w:ilvl w:val="1"/>
+                <w:numId w:val="2"/>
+              </w:numPr>
+              <w:rPr>
+                <w:b/>
+                <w:bCs/>
+              </w:rPr>
+            </w:pPr>
+            <w:r>
+              <w:rPr>
+                <w:b/>
+                <w:bCs/>
+              </w:rPr>
+              <w:t>PPG 센서 - 손가락이나 손목에 착용 → 센서 읽는 프로그램으로 맥박 읽고 UE로 데이터 전송 → 서버에 송신하여 로직 반영</w:t>
+            </w:r>
+          </w:p>
+          <w:p>
+            <w:pPr>
+              <w:ind w:left="1440"/>
+              <w:rPr>
+                <w:b/>
+                <w:bCs/>
+              </w:rPr>
+            </w:pPr>
+            <w:r>
+              <w:rPr>
+                <w:b/>
+                <w:bCs/>
+                <w:noProof/>
+              </w:rPr>
+              <w:lastRenderedPageBreak/>
+              <w:drawing>
+                <wp:inline distT="0" distB="0" distL="0" distR="0" wp14:anchorId="3456AAD3" wp14:editId="7BE42E20">
+                  <wp:extent cx="2683253" cy="2628900"/>
+                  <wp:effectExtent l="0" t="0" r="3175" b="0"/>
+                  <wp:docPr id="1813067680" name="그림 1"/>
+                  <wp:cNvGraphicFramePr>
+                    <a:graphicFrameLocks xmlns:a="http://schemas.openxmlformats.org/drawingml/2006/main" noChangeAspect="1"/>
+                  </wp:cNvGraphicFramePr>
+                  <a:graphic xmlns:a="http://schemas.openxmlformats.org/drawingml/2006/main">
+                    <a:graphicData uri="http://schemas.openxmlformats.org/drawingml/2006/picture">
+                      <pic:pic xmlns:pic="http://schemas.openxmlformats.org/drawingml/2006/picture">
+                        <pic:nvPicPr>
+                          <pic:cNvPr id="1813067680" name=""/>
+                          <pic:cNvPicPr/>
+                        </pic:nvPicPr>
+                        <pic:blipFill>
+                          <a:blip r:embed="rId8"/>
+                          <a:stretch>
+                            <a:fillRect/>
+                          </a:stretch>
+                        </pic:blipFill>
+                        <pic:spPr>
+                          <a:xfrm>
+                            <a:off x="0" y="0"/>
+                            <a:ext cx="2693373" cy="2638815"/>
+                          </a:xfrm>
+                          <a:prstGeom prst="rect">
+                            <a:avLst/>
+                          </a:prstGeom>
+                        </pic:spPr>
+                      </pic:pic>
+                    </a:graphicData>
+                  </a:graphic>
+                </wp:inline>
+              </w:drawing>
+            </w:r>
+          </w:p>
+          <w:p>
+            <w:pPr>
+              <w:numPr>
+                <w:ilvl w:val="1"/>
+                <w:numId w:val="2"/>
+              </w:numPr>
+              <w:rPr>
+                <w:b/>
+                <w:bCs/>
+              </w:rPr>
+            </w:pPr>
+            <w:r>
+              <w:rPr>
+                <w:b/>
+                <w:bCs/>
+              </w:rPr>
+              <w:t>활용 예시</w:t>
+            </w:r>
+          </w:p>
+          <w:p>
+            <w:pPr>
+              <w:numPr>
+                <w:ilvl w:val="2"/>
+                <w:numId w:val="2"/>
+              </w:numPr>
+              <w:rPr>
+                <w:b/>
+                <w:bCs/>
+              </w:rPr>
+            </w:pPr>
+            <w:r>
+              <w:rPr>
+                <w:b/>
+                <w:bCs/>
+              </w:rPr>
+              <w:t>심박수 구간을 나누어 사용자의 State를 변환 (예시. 60~75 안정, 75~90 집중, 90~110 긴장, 110 공포 및 흥분)</w:t>
+            </w:r>
+          </w:p>
+          <w:p>
+            <w:pPr>
+              <w:numPr>
+                <w:ilvl w:val="2"/>
+                <w:numId w:val="2"/>
+              </w:numPr>
+              <w:rPr>
+                <w:b/>
+                <w:bCs/>
+              </w:rPr>
+            </w:pPr>
+            <w:r>
+              <w:rPr>
+                <w:b/>
+                <w:bCs/>
+              </w:rPr>
+              <w:t>변환된 상태를 서버로 송신</w:t>
+            </w:r>
+          </w:p>
+          <w:p>
+            <w:pPr>
+              <w:numPr>
+                <w:ilvl w:val="0"/>
+                <w:numId w:val="2"/>
+              </w:numPr>
+              <w:rPr>
+                <w:b/>
+                <w:bCs/>
+              </w:rPr>
+            </w:pPr>
+            <w:r>
+              <w:rPr>
+                <w:b/>
+                <w:bCs/>
+              </w:rPr>
+              <w:t xml:space="preserve">마이크 </w:t>
+            </w:r>
+          </w:p>
+          <w:p>
+            <w:pPr>
+              <w:numPr>
+                <w:ilvl w:val="1"/>
+                <w:numId w:val="2"/>
+              </w:numPr>
+              <w:rPr>
+                <w:b/>
+                <w:bCs/>
+              </w:rPr>
+            </w:pPr>
+            <w:r>
+              <w:rPr>
+                <w:b/>
+                <w:bCs/>
+              </w:rPr>
+              <w:t xml:space="preserve">아이디어 </w:t>
+            </w:r>
+          </w:p>
+          <w:p>
+            <w:pPr>
+              <w:ind w:firstLineChars="700" w:firstLine="1540"/>
+              <w:rPr>
+                <w:b/>
+                <w:bCs/>
+              </w:rPr>
+            </w:pPr>
+            <w:r>
+              <w:rPr>
+                <w:rFonts w:hint="eastAsia"/>
+                <w:b/>
+                <w:bCs/>
+              </w:rPr>
+              <w:t xml:space="preserve">1. </w:t>
+            </w:r>
+            <w:r>
+              <w:rPr>
+                <w:b/>
+                <w:bCs/>
+              </w:rPr>
+              <w:t xml:space="preserve">음성의 특징을 분석하기 </w:t>
+            </w:r>
+          </w:p>
+          <w:p>
+            <w:pPr>
+              <w:numPr>
+                <w:ilvl w:val="3"/>
+                <w:numId w:val="3"/>
+              </w:numPr>
+              <w:rPr>
+                <w:b/>
+                <w:bCs/>
+              </w:rPr>
+            </w:pPr>
+            <w:r>
+              <w:rPr>
+                <w:b/>
+                <w:bCs/>
+              </w:rPr>
+              <w:t>말하는 속도, 음의 높낮이 등으로 감정 분석</w:t>
+            </w:r>
+          </w:p>
+          <w:p>
+            <w:pPr>
+              <w:ind w:firstLineChars="700" w:firstLine="1540"/>
+              <w:rPr>
+                <w:b/>
+                <w:bCs/>
+              </w:rPr>
+            </w:pPr>
+            <w:r>
+              <w:rPr>
+                <w:rFonts w:hint="eastAsia"/>
+                <w:b/>
+                <w:bCs/>
+              </w:rPr>
+              <w:t xml:space="preserve">2. </w:t>
+            </w:r>
+            <w:r>
+              <w:rPr>
+                <w:b/>
+                <w:bCs/>
+              </w:rPr>
+              <w:t xml:space="preserve">음성 인식하기 </w:t>
+            </w:r>
+          </w:p>
+          <w:p>
+            <w:pPr>
+              <w:numPr>
+                <w:ilvl w:val="3"/>
+                <w:numId w:val="3"/>
+              </w:numPr>
+              <w:rPr>
+                <w:b/>
+                <w:bCs/>
+              </w:rPr>
+            </w:pPr>
+            <w:r>
+              <w:rPr>
+                <w:b/>
+                <w:bCs/>
+              </w:rPr>
+              <w:t>놀라는 추임새, 구조 요청, 욕 등 분석</w:t>
+            </w:r>
+          </w:p>
+          <w:p>
+            <w:pPr>
+              <w:numPr>
+                <w:ilvl w:val="1"/>
+                <w:numId w:val="2"/>
+              </w:numPr>
+              <w:rPr>
+                <w:b/>
+                <w:bCs/>
+              </w:rPr>
+            </w:pPr>
+            <w:r>
+              <w:rPr>
+                <w:b/>
+                <w:bCs/>
+              </w:rPr>
+              <w:t xml:space="preserve">활용 방법 </w:t>
+            </w:r>
+          </w:p>
+          <w:p>
+            <w:pPr>
+              <w:numPr>
+                <w:ilvl w:val="2"/>
+                <w:numId w:val="2"/>
+              </w:numPr>
+              <w:rPr>
+                <w:b/>
+                <w:bCs/>
+              </w:rPr>
+            </w:pPr>
+            <w:r>
+              <w:rPr>
+                <w:b/>
+                <w:bCs/>
+              </w:rPr>
+              <w:t>언리얼 엔진의 마이크 입력 시스템(Audio Capture Component, Sound Wave. Envelope Follower 등)을 사용→ Google Speech API 또는 Whisper로 STT(Speech-to-Text) 텍스트 변환 or 음성 분석 라이브러리로 음정의 높낮이나 속도 분석 → 사용자 감정 State 추출 → 서버에 송신해 로직 반영</w:t>
+            </w:r>
+          </w:p>
+          <w:p>
+            <w:pPr>
+              <w:rPr>
+                <w:b/>
+                <w:bCs/>
+              </w:rPr>
+            </w:pPr>
+          </w:p>
         </w:tc>
       </w:tr>
     </w:tbl>
@@ -850,8 +1702,298 @@
       </w:rPr>
     </w:lvl>
   </w:abstractNum>
+  <w:abstractNum w:abstractNumId="1" w15:restartNumberingAfterBreak="0">
+    <w:nsid w:val="323422C4"/>
+    <w:multiLevelType w:val="multilevel"/>
+    <w:tmpl w:val="D9B0F5E4"/>
+    <w:lvl w:ilvl="0">
+      <w:start w:val="1"/>
+      <w:numFmt w:val="decimal"/>
+      <w:lvlText w:val="%1."/>
+      <w:lvlJc w:val="left"/>
+      <w:pPr>
+        <w:tabs>
+          <w:tab w:val="num" w:pos="720"/>
+        </w:tabs>
+        <w:ind w:left="720" w:hanging="360"/>
+      </w:pPr>
+    </w:lvl>
+    <w:lvl w:ilvl="1">
+      <w:start w:val="1"/>
+      <w:numFmt w:val="bullet"/>
+      <w:lvlText w:val="o"/>
+      <w:lvlJc w:val="left"/>
+      <w:pPr>
+        <w:tabs>
+          <w:tab w:val="num" w:pos="1440"/>
+        </w:tabs>
+        <w:ind w:left="1440" w:hanging="360"/>
+      </w:pPr>
+      <w:rPr>
+        <w:rFonts w:ascii="Courier New" w:hAnsi="Courier New" w:hint="default"/>
+        <w:sz w:val="20"/>
+      </w:rPr>
+    </w:lvl>
+    <w:lvl w:ilvl="2">
+      <w:start w:val="1"/>
+      <w:numFmt w:val="bullet"/>
+      <w:lvlText w:val=""/>
+      <w:lvlJc w:val="left"/>
+      <w:pPr>
+        <w:tabs>
+          <w:tab w:val="num" w:pos="2160"/>
+        </w:tabs>
+        <w:ind w:left="2160" w:hanging="360"/>
+      </w:pPr>
+      <w:rPr>
+        <w:rFonts w:ascii="Wingdings" w:hAnsi="Wingdings" w:hint="default"/>
+        <w:sz w:val="20"/>
+      </w:rPr>
+    </w:lvl>
+    <w:lvl w:ilvl="3">
+      <w:start w:val="1"/>
+      <w:numFmt w:val="bullet"/>
+      <w:lvlText w:val=""/>
+      <w:lvlJc w:val="left"/>
+      <w:pPr>
+        <w:tabs>
+          <w:tab w:val="num" w:pos="2880"/>
+        </w:tabs>
+        <w:ind w:left="2880" w:hanging="360"/>
+      </w:pPr>
+      <w:rPr>
+        <w:rFonts w:ascii="Wingdings" w:hAnsi="Wingdings" w:hint="default"/>
+        <w:sz w:val="20"/>
+      </w:rPr>
+    </w:lvl>
+    <w:lvl w:ilvl="4" w:tentative="1">
+      <w:start w:val="1"/>
+      <w:numFmt w:val="decimal"/>
+      <w:lvlText w:val="%5."/>
+      <w:lvlJc w:val="left"/>
+      <w:pPr>
+        <w:tabs>
+          <w:tab w:val="num" w:pos="3600"/>
+        </w:tabs>
+        <w:ind w:left="3600" w:hanging="360"/>
+      </w:pPr>
+    </w:lvl>
+    <w:lvl w:ilvl="5" w:tentative="1">
+      <w:start w:val="1"/>
+      <w:numFmt w:val="decimal"/>
+      <w:lvlText w:val="%6."/>
+      <w:lvlJc w:val="left"/>
+      <w:pPr>
+        <w:tabs>
+          <w:tab w:val="num" w:pos="4320"/>
+        </w:tabs>
+        <w:ind w:left="4320" w:hanging="360"/>
+      </w:pPr>
+    </w:lvl>
+    <w:lvl w:ilvl="6" w:tentative="1">
+      <w:start w:val="1"/>
+      <w:numFmt w:val="decimal"/>
+      <w:lvlText w:val="%7."/>
+      <w:lvlJc w:val="left"/>
+      <w:pPr>
+        <w:tabs>
+          <w:tab w:val="num" w:pos="5040"/>
+        </w:tabs>
+        <w:ind w:left="5040" w:hanging="360"/>
+      </w:pPr>
+    </w:lvl>
+    <w:lvl w:ilvl="7" w:tentative="1">
+      <w:start w:val="1"/>
+      <w:numFmt w:val="decimal"/>
+      <w:lvlText w:val="%8."/>
+      <w:lvlJc w:val="left"/>
+      <w:pPr>
+        <w:tabs>
+          <w:tab w:val="num" w:pos="5760"/>
+        </w:tabs>
+        <w:ind w:left="5760" w:hanging="360"/>
+      </w:pPr>
+    </w:lvl>
+    <w:lvl w:ilvl="8" w:tentative="1">
+      <w:start w:val="1"/>
+      <w:numFmt w:val="decimal"/>
+      <w:lvlText w:val="%9."/>
+      <w:lvlJc w:val="left"/>
+      <w:pPr>
+        <w:tabs>
+          <w:tab w:val="num" w:pos="6480"/>
+        </w:tabs>
+        <w:ind w:left="6480" w:hanging="360"/>
+      </w:pPr>
+    </w:lvl>
+  </w:abstractNum>
+  <w:abstractNum w:abstractNumId="2" w15:restartNumberingAfterBreak="0">
+    <w:nsid w:val="41215E2C"/>
+    <w:multiLevelType w:val="multilevel"/>
+    <w:tmpl w:val="3384C3C2"/>
+    <w:lvl w:ilvl="0">
+      <w:start w:val="1"/>
+      <w:numFmt w:val="bullet"/>
+      <w:lvlText w:val=""/>
+      <w:lvlJc w:val="left"/>
+      <w:pPr>
+        <w:tabs>
+          <w:tab w:val="num" w:pos="720"/>
+        </w:tabs>
+        <w:ind w:left="720" w:hanging="360"/>
+      </w:pPr>
+      <w:rPr>
+        <w:rFonts w:ascii="Symbol" w:hAnsi="Symbol" w:hint="default"/>
+        <w:sz w:val="20"/>
+      </w:rPr>
+    </w:lvl>
+    <w:lvl w:ilvl="1">
+      <w:start w:val="1"/>
+      <w:numFmt w:val="bullet"/>
+      <w:lvlText w:val="o"/>
+      <w:lvlJc w:val="left"/>
+      <w:pPr>
+        <w:tabs>
+          <w:tab w:val="num" w:pos="1440"/>
+        </w:tabs>
+        <w:ind w:left="1440" w:hanging="360"/>
+      </w:pPr>
+      <w:rPr>
+        <w:rFonts w:ascii="Courier New" w:hAnsi="Courier New" w:hint="default"/>
+        <w:sz w:val="20"/>
+      </w:rPr>
+    </w:lvl>
+    <w:lvl w:ilvl="2" w:tentative="1">
+      <w:start w:val="1"/>
+      <w:numFmt w:val="bullet"/>
+      <w:lvlText w:val=""/>
+      <w:lvlJc w:val="left"/>
+      <w:pPr>
+        <w:tabs>
+          <w:tab w:val="num" w:pos="2160"/>
+        </w:tabs>
+        <w:ind w:left="2160" w:hanging="360"/>
+      </w:pPr>
+      <w:rPr>
+        <w:rFonts w:ascii="Wingdings" w:hAnsi="Wingdings" w:hint="default"/>
+        <w:sz w:val="20"/>
+      </w:rPr>
+    </w:lvl>
+    <w:lvl w:ilvl="3" w:tentative="1">
+      <w:start w:val="1"/>
+      <w:numFmt w:val="bullet"/>
+      <w:lvlText w:val=""/>
+      <w:lvlJc w:val="left"/>
+      <w:pPr>
+        <w:tabs>
+          <w:tab w:val="num" w:pos="2880"/>
+        </w:tabs>
+        <w:ind w:left="2880" w:hanging="360"/>
+      </w:pPr>
+      <w:rPr>
+        <w:rFonts w:ascii="Wingdings" w:hAnsi="Wingdings" w:hint="default"/>
+        <w:sz w:val="20"/>
+      </w:rPr>
+    </w:lvl>
+    <w:lvl w:ilvl="4" w:tentative="1">
+      <w:start w:val="1"/>
+      <w:numFmt w:val="bullet"/>
+      <w:lvlText w:val=""/>
+      <w:lvlJc w:val="left"/>
+      <w:pPr>
+        <w:tabs>
+          <w:tab w:val="num" w:pos="3600"/>
+        </w:tabs>
+        <w:ind w:left="3600" w:hanging="360"/>
+      </w:pPr>
+      <w:rPr>
+        <w:rFonts w:ascii="Wingdings" w:hAnsi="Wingdings" w:hint="default"/>
+        <w:sz w:val="20"/>
+      </w:rPr>
+    </w:lvl>
+    <w:lvl w:ilvl="5" w:tentative="1">
+      <w:start w:val="1"/>
+      <w:numFmt w:val="bullet"/>
+      <w:lvlText w:val=""/>
+      <w:lvlJc w:val="left"/>
+      <w:pPr>
+        <w:tabs>
+          <w:tab w:val="num" w:pos="4320"/>
+        </w:tabs>
+        <w:ind w:left="4320" w:hanging="360"/>
+      </w:pPr>
+      <w:rPr>
+        <w:rFonts w:ascii="Wingdings" w:hAnsi="Wingdings" w:hint="default"/>
+        <w:sz w:val="20"/>
+      </w:rPr>
+    </w:lvl>
+    <w:lvl w:ilvl="6" w:tentative="1">
+      <w:start w:val="1"/>
+      <w:numFmt w:val="bullet"/>
+      <w:lvlText w:val=""/>
+      <w:lvlJc w:val="left"/>
+      <w:pPr>
+        <w:tabs>
+          <w:tab w:val="num" w:pos="5040"/>
+        </w:tabs>
+        <w:ind w:left="5040" w:hanging="360"/>
+      </w:pPr>
+      <w:rPr>
+        <w:rFonts w:ascii="Wingdings" w:hAnsi="Wingdings" w:hint="default"/>
+        <w:sz w:val="20"/>
+      </w:rPr>
+    </w:lvl>
+    <w:lvl w:ilvl="7" w:tentative="1">
+      <w:start w:val="1"/>
+      <w:numFmt w:val="bullet"/>
+      <w:lvlText w:val=""/>
+      <w:lvlJc w:val="left"/>
+      <w:pPr>
+        <w:tabs>
+          <w:tab w:val="num" w:pos="5760"/>
+        </w:tabs>
+        <w:ind w:left="5760" w:hanging="360"/>
+      </w:pPr>
+      <w:rPr>
+        <w:rFonts w:ascii="Wingdings" w:hAnsi="Wingdings" w:hint="default"/>
+        <w:sz w:val="20"/>
+      </w:rPr>
+    </w:lvl>
+    <w:lvl w:ilvl="8" w:tentative="1">
+      <w:start w:val="1"/>
+      <w:numFmt w:val="bullet"/>
+      <w:lvlText w:val=""/>
+      <w:lvlJc w:val="left"/>
+      <w:pPr>
+        <w:tabs>
+          <w:tab w:val="num" w:pos="6480"/>
+        </w:tabs>
+        <w:ind w:left="6480" w:hanging="360"/>
+      </w:pPr>
+      <w:rPr>
+        <w:rFonts w:ascii="Wingdings" w:hAnsi="Wingdings" w:hint="default"/>
+        <w:sz w:val="20"/>
+      </w:rPr>
+    </w:lvl>
+  </w:abstractNum>
   <w:num w:numId="1" w16cid:durableId="1396316752">
     <w:abstractNumId w:val="0"/>
+  </w:num>
+  <w:num w:numId="2" w16cid:durableId="1689477276">
+    <w:abstractNumId w:val="1"/>
+  </w:num>
+  <w:num w:numId="3" w16cid:durableId="490216673">
+    <w:abstractNumId w:val="1"/>
+    <w:lvlOverride w:ilvl="2">
+      <w:lvl w:ilvl="2">
+        <w:numFmt w:val="decimal"/>
+        <w:lvlText w:val="%3."/>
+        <w:lvlJc w:val="left"/>
+      </w:lvl>
+    </w:lvlOverride>
+  </w:num>
+  <w:num w:numId="4" w16cid:durableId="947586542">
+    <w:abstractNumId w:val="2"/>
   </w:num>
 </w:numbering>
 </file>
@@ -1463,7 +2605,6 @@
   <w:style w:type="character" w:default="1" w:styleId="a0">
     <w:name w:val="Default Paragraph Font"/>
     <w:uiPriority w:val="1"/>
-    <w:semiHidden/>
     <w:unhideWhenUsed/>
   </w:style>
   <w:style w:type="table" w:default="1" w:styleId="a1">

--- a/작업일지/22주차.docx
+++ b/작업일지/22주차.docx
@@ -441,9 +441,6 @@
           <w:p>
             <w:pPr>
               <w:ind w:left="360"/>
-              <w:rPr>
-                <w:rFonts w:hint="eastAsia"/>
-              </w:rPr>
             </w:pPr>
             <w:r>
               <w:t>→</w:t>
@@ -519,7 +516,35 @@
           <w:tcPr>
             <w:tcW w:w="9214" w:type="dxa"/>
           </w:tcPr>
-          <w:p/>
+          <w:p>
+            <w:r>
+              <w:rPr>
+                <w:rFonts w:hint="eastAsia"/>
+              </w:rPr>
+              <w:t>- 절차적 맵 생성 규칙 작성</w:t>
+            </w:r>
+          </w:p>
+          <w:p>
+            <w:r>
+              <w:rPr>
+                <w:rFonts w:hint="eastAsia"/>
+              </w:rPr>
+              <w:t>- 방 구조 규칙 작성</w:t>
+            </w:r>
+          </w:p>
+          <w:p>
+            <w:pPr>
+              <w:rPr>
+                <w:rFonts w:hint="eastAsia"/>
+              </w:rPr>
+            </w:pPr>
+            <w:r>
+              <w:rPr>
+                <w:rFonts w:hint="eastAsia"/>
+              </w:rPr>
+              <w:t>- 플레이어 스탯 수정하고 값 추가하기</w:t>
+            </w:r>
+          </w:p>
         </w:tc>
       </w:tr>
       <w:tr>
@@ -681,10 +706,56 @@
             <w:tcW w:w="9214" w:type="dxa"/>
           </w:tcPr>
           <w:p>
-            <w:pPr>
-              <w:pStyle w:val="a6"/>
-              <w:ind w:left="880"/>
-            </w:pPr>
+            <w:r>
+              <w:rPr>
+                <w:rFonts w:hint="eastAsia"/>
+              </w:rPr>
+              <w:t xml:space="preserve">- 절차적 맵 생성 규칙을 2차 수정하였다. 또 절차적 맵 생성 시, </w:t>
+            </w:r>
+            <w:r>
+              <w:t>‘</w:t>
+            </w:r>
+            <w:r>
+              <w:rPr>
+                <w:rFonts w:hint="eastAsia"/>
+              </w:rPr>
+              <w:t>전 판 감정 데이터</w:t>
+            </w:r>
+            <w:r>
+              <w:t>’</w:t>
+            </w:r>
+            <w:r>
+              <w:rPr>
+                <w:rFonts w:hint="eastAsia"/>
+              </w:rPr>
+              <w:t>를 어떻게 사용할 것인지 내용을 추가하였다.</w:t>
+            </w:r>
+          </w:p>
+          <w:p>
+            <w:pPr>
+              <w:rPr>
+                <w:rFonts w:hint="eastAsia"/>
+              </w:rPr>
+            </w:pPr>
+            <w:r>
+              <w:rPr>
+                <w:rFonts w:hint="eastAsia"/>
+              </w:rPr>
+              <w:t>- 공장 맵의 방 구조 규칙을 작성하였다.</w:t>
+            </w:r>
+          </w:p>
+          <w:p>
+            <w:pPr>
+              <w:rPr>
+                <w:rFonts w:hint="eastAsia"/>
+              </w:rPr>
+            </w:pPr>
+            <w:r>
+              <w:rPr>
+                <w:rFonts w:hint="eastAsia"/>
+              </w:rPr>
+              <w:t>- 플레이어 스탯을 수정하고 값을 추가하였다. OpenCV 관련된 스탯을 포함하였지만, 채은이가 조사한 것을 좀 본 뒤 다시 수정해야 될 것 같다.</w:t>
+            </w:r>
           </w:p>
         </w:tc>
       </w:tr>
@@ -2605,6 +2676,7 @@
   <w:style w:type="character" w:default="1" w:styleId="a0">
     <w:name w:val="Default Paragraph Font"/>
     <w:uiPriority w:val="1"/>
+    <w:semiHidden/>
     <w:unhideWhenUsed/>
   </w:style>
   <w:style w:type="table" w:default="1" w:styleId="a1">

--- a/작업일지/22주차.docx
+++ b/작업일지/22주차.docx
@@ -1,6 +1,6 @@
 
 <file path=word/document.xml><?xml version="1.0" encoding="utf-8"?>
-<w:document xmlns:wpc="http://schemas.microsoft.com/office/word/2010/wordprocessingCanvas" xmlns:cx="http://schemas.microsoft.com/office/drawing/2014/chartex" xmlns:cx1="http://schemas.microsoft.com/office/drawing/2015/9/8/chartex" xmlns:cx2="http://schemas.microsoft.com/office/drawing/2015/10/21/chartex" xmlns:cx3="http://schemas.microsoft.com/office/drawing/2016/5/9/chartex" xmlns:cx4="http://schemas.microsoft.com/office/drawing/2016/5/10/chartex" xmlns:cx5="http://schemas.microsoft.com/office/drawing/2016/5/11/chartex" xmlns:cx6="http://schemas.microsoft.com/office/drawing/2016/5/12/chartex" xmlns:cx7="http://schemas.microsoft.com/office/drawing/2016/5/13/chartex" xmlns:cx8="http://schemas.microsoft.com/office/drawing/2016/5/14/chartex" xmlns:mc="http://schemas.openxmlformats.org/markup-compatibility/2006" xmlns:aink="http://schemas.microsoft.com/office/drawing/2016/ink" xmlns:am3d="http://schemas.microsoft.com/office/drawing/2017/model3d" xmlns:o="urn:schemas-microsoft-com:office:office" xmlns:oel="http://schemas.microsoft.com/office/2019/extlst" xmlns:r="http://schemas.openxmlformats.org/officeDocument/2006/relationships" xmlns:m="http://schemas.openxmlformats.org/officeDocument/2006/math" xmlns:v="urn:schemas-microsoft-com:vml" xmlns:wp14="http://schemas.microsoft.com/office/word/2010/wordprocessingDrawing" xmlns:wp="http://schemas.openxmlformats.org/drawingml/2006/wordprocessingDrawing" xmlns:w10="urn:schemas-microsoft-com:office:word" xmlns:w="http://schemas.openxmlformats.org/wordprocessingml/2006/main" xmlns:w14="http://schemas.microsoft.com/office/word/2010/wordml" xmlns:w15="http://schemas.microsoft.com/office/word/2012/wordml" xmlns:w16cex="http://schemas.microsoft.com/office/word/2018/wordml/cex" xmlns:w16cid="http://schemas.microsoft.com/office/word/2016/wordml/cid" xmlns:w16="http://schemas.microsoft.com/office/word/2018/wordml" xmlns:w16du="http://schemas.microsoft.com/office/word/2023/wordml/word16du" xmlns:w16sdtdh="http://schemas.microsoft.com/office/word/2020/wordml/sdtdatahash" xmlns:w16sdtfl="http://schemas.microsoft.com/office/word/2024/wordml/sdtformatlock" xmlns:w16se="http://schemas.microsoft.com/office/word/2015/wordml/symex" xmlns:wpg="http://schemas.microsoft.com/office/word/2010/wordprocessingGroup" xmlns:wpi="http://schemas.microsoft.com/office/word/2010/wordprocessingInk" xmlns:wne="http://schemas.microsoft.com/office/word/2006/wordml" xmlns:wps="http://schemas.microsoft.com/office/word/2010/wordprocessingShape" mc:Ignorable="w14 w15 w16se w16cid w16 w16cex w16sdtdh w16sdtfl w16du wp14">
+<w:document xmlns:wpc="http://schemas.microsoft.com/office/word/2010/wordprocessingCanvas" xmlns:cx="http://schemas.microsoft.com/office/drawing/2014/chartex" xmlns:cx1="http://schemas.microsoft.com/office/drawing/2015/9/8/chartex" xmlns:cx2="http://schemas.microsoft.com/office/drawing/2015/10/21/chartex" xmlns:cx3="http://schemas.microsoft.com/office/drawing/2016/5/9/chartex" xmlns:cx4="http://schemas.microsoft.com/office/drawing/2016/5/10/chartex" xmlns:cx5="http://schemas.microsoft.com/office/drawing/2016/5/11/chartex" xmlns:cx6="http://schemas.microsoft.com/office/drawing/2016/5/12/chartex" xmlns:cx7="http://schemas.microsoft.com/office/drawing/2016/5/13/chartex" xmlns:cx8="http://schemas.microsoft.com/office/drawing/2016/5/14/chartex" xmlns:mc="http://schemas.openxmlformats.org/markup-compatibility/2006" xmlns:aink="http://schemas.microsoft.com/office/drawing/2016/ink" xmlns:am3d="http://schemas.microsoft.com/office/drawing/2017/model3d" xmlns:o="urn:schemas-microsoft-com:office:office" xmlns:oel="http://schemas.microsoft.com/office/2019/extlst" xmlns:r="http://schemas.openxmlformats.org/officeDocument/2006/relationships" xmlns:m="http://schemas.openxmlformats.org/officeDocument/2006/math" xmlns:v="urn:schemas-microsoft-com:vml" xmlns:wp14="http://schemas.microsoft.com/office/word/2010/wordprocessingDrawing" xmlns:wp="http://schemas.openxmlformats.org/drawingml/2006/wordprocessingDrawing" xmlns:w10="urn:schemas-microsoft-com:office:word" xmlns:w="http://schemas.openxmlformats.org/wordprocessingml/2006/main" xmlns:w14="http://schemas.microsoft.com/office/word/2010/wordml" xmlns:w15="http://schemas.microsoft.com/office/word/2012/wordml" xmlns:w16cex="http://schemas.microsoft.com/office/word/2018/wordml/cex" xmlns:w16cid="http://schemas.microsoft.com/office/word/2016/wordml/cid" xmlns:w16="http://schemas.microsoft.com/office/word/2018/wordml" xmlns:w16du="http://schemas.microsoft.com/office/word/2023/wordml/word16du" xmlns:w16sdtdh="http://schemas.microsoft.com/office/word/2020/wordml/sdtdatahash" xmlns:w16se="http://schemas.microsoft.com/office/word/2015/wordml/symex" xmlns:wpg="http://schemas.microsoft.com/office/word/2010/wordprocessingGroup" xmlns:wpi="http://schemas.microsoft.com/office/word/2010/wordprocessingInk" xmlns:wne="http://schemas.microsoft.com/office/word/2006/wordml" xmlns:wps="http://schemas.microsoft.com/office/word/2010/wordprocessingShape" mc:Ignorable="w14 w15 w16se w16cid w16 w16cex w16sdtdh w16du wp14">
   <w:body>
     <w:p>
       <w:pPr>
@@ -30,7 +30,7 @@
           <w:sz w:val="24"/>
           <w:szCs w:val="28"/>
         </w:rPr>
-        <w:t xml:space="preserve">2025년 </w:t>
+        <w:t>202</w:t>
       </w:r>
       <w:r>
         <w:rPr>
@@ -40,7 +40,37 @@
           <w:sz w:val="24"/>
           <w:szCs w:val="28"/>
         </w:rPr>
-        <w:t>종합설계기획</w:t>
+        <w:t>6</w:t>
+      </w:r>
+      <w:r>
+        <w:rPr>
+          <w:rFonts w:asciiTheme="majorEastAsia" w:eastAsiaTheme="majorEastAsia" w:hAnsiTheme="majorEastAsia" w:hint="eastAsia"/>
+          <w:b/>
+          <w:bCs/>
+          <w:sz w:val="24"/>
+          <w:szCs w:val="28"/>
+        </w:rPr>
+        <w:t xml:space="preserve">년 </w:t>
+      </w:r>
+      <w:r>
+        <w:rPr>
+          <w:rFonts w:asciiTheme="majorEastAsia" w:eastAsiaTheme="majorEastAsia" w:hAnsiTheme="majorEastAsia" w:hint="eastAsia"/>
+          <w:b/>
+          <w:bCs/>
+          <w:sz w:val="24"/>
+          <w:szCs w:val="28"/>
+        </w:rPr>
+        <w:t>종합설계</w:t>
+      </w:r>
+      <w:r>
+        <w:rPr>
+          <w:rFonts w:asciiTheme="majorEastAsia" w:eastAsiaTheme="majorEastAsia" w:hAnsiTheme="majorEastAsia" w:hint="eastAsia"/>
+          <w:b/>
+          <w:bCs/>
+          <w:sz w:val="24"/>
+          <w:szCs w:val="28"/>
+        </w:rPr>
+        <w:t>1</w:t>
       </w:r>
       <w:r>
         <w:rPr>
@@ -95,12 +125,15 @@
           <w:p>
             <w:pPr>
               <w:jc w:val="center"/>
-            </w:pPr>
-            <w:r>
-              <w:rPr>
-                <w:rFonts w:hint="eastAsia"/>
-              </w:rPr>
-              <w:t>16</w:t>
+              <w:rPr>
+                <w:rFonts w:hint="eastAsia"/>
+              </w:rPr>
+            </w:pPr>
+            <w:r>
+              <w:rPr>
+                <w:rFonts w:hint="eastAsia"/>
+              </w:rPr>
+              <w:t>22</w:t>
             </w:r>
           </w:p>
         </w:tc>
@@ -533,11 +566,6 @@
             </w:r>
           </w:p>
           <w:p>
-            <w:pPr>
-              <w:rPr>
-                <w:rFonts w:hint="eastAsia"/>
-              </w:rPr>
-            </w:pPr>
             <w:r>
               <w:rPr>
                 <w:rFonts w:hint="eastAsia"/>
@@ -732,11 +760,6 @@
             </w:r>
           </w:p>
           <w:p>
-            <w:pPr>
-              <w:rPr>
-                <w:rFonts w:hint="eastAsia"/>
-              </w:rPr>
-            </w:pPr>
             <w:r>
               <w:rPr>
                 <w:rFonts w:hint="eastAsia"/>
@@ -745,11 +768,6 @@
             </w:r>
           </w:p>
           <w:p>
-            <w:pPr>
-              <w:rPr>
-                <w:rFonts w:hint="eastAsia"/>
-              </w:rPr>
-            </w:pPr>
             <w:r>
               <w:rPr>
                 <w:rFonts w:hint="eastAsia"/>
@@ -1609,7 +1627,7 @@
 </file>
 
 <file path=word/endnotes.xml><?xml version="1.0" encoding="utf-8"?>
-<w:endnotes xmlns:wpc="http://schemas.microsoft.com/office/word/2010/wordprocessingCanvas" xmlns:cx="http://schemas.microsoft.com/office/drawing/2014/chartex" xmlns:cx1="http://schemas.microsoft.com/office/drawing/2015/9/8/chartex" xmlns:cx2="http://schemas.microsoft.com/office/drawing/2015/10/21/chartex" xmlns:cx3="http://schemas.microsoft.com/office/drawing/2016/5/9/chartex" xmlns:cx4="http://schemas.microsoft.com/office/drawing/2016/5/10/chartex" xmlns:cx5="http://schemas.microsoft.com/office/drawing/2016/5/11/chartex" xmlns:cx6="http://schemas.microsoft.com/office/drawing/2016/5/12/chartex" xmlns:cx7="http://schemas.microsoft.com/office/drawing/2016/5/13/chartex" xmlns:cx8="http://schemas.microsoft.com/office/drawing/2016/5/14/chartex" xmlns:mc="http://schemas.openxmlformats.org/markup-compatibility/2006" xmlns:aink="http://schemas.microsoft.com/office/drawing/2016/ink" xmlns:am3d="http://schemas.microsoft.com/office/drawing/2017/model3d" xmlns:o="urn:schemas-microsoft-com:office:office" xmlns:oel="http://schemas.microsoft.com/office/2019/extlst" xmlns:r="http://schemas.openxmlformats.org/officeDocument/2006/relationships" xmlns:m="http://schemas.openxmlformats.org/officeDocument/2006/math" xmlns:v="urn:schemas-microsoft-com:vml" xmlns:wp14="http://schemas.microsoft.com/office/word/2010/wordprocessingDrawing" xmlns:wp="http://schemas.openxmlformats.org/drawingml/2006/wordprocessingDrawing" xmlns:w10="urn:schemas-microsoft-com:office:word" xmlns:w="http://schemas.openxmlformats.org/wordprocessingml/2006/main" xmlns:w14="http://schemas.microsoft.com/office/word/2010/wordml" xmlns:w15="http://schemas.microsoft.com/office/word/2012/wordml" xmlns:w16cex="http://schemas.microsoft.com/office/word/2018/wordml/cex" xmlns:w16cid="http://schemas.microsoft.com/office/word/2016/wordml/cid" xmlns:w16="http://schemas.microsoft.com/office/word/2018/wordml" xmlns:w16du="http://schemas.microsoft.com/office/word/2023/wordml/word16du" xmlns:w16sdtdh="http://schemas.microsoft.com/office/word/2020/wordml/sdtdatahash" xmlns:w16sdtfl="http://schemas.microsoft.com/office/word/2024/wordml/sdtformatlock" xmlns:w16se="http://schemas.microsoft.com/office/word/2015/wordml/symex" xmlns:wpg="http://schemas.microsoft.com/office/word/2010/wordprocessingGroup" xmlns:wpi="http://schemas.microsoft.com/office/word/2010/wordprocessingInk" xmlns:wne="http://schemas.microsoft.com/office/word/2006/wordml" xmlns:wps="http://schemas.microsoft.com/office/word/2010/wordprocessingShape" mc:Ignorable="w14 w15 w16se w16cid w16 w16cex w16sdtdh w16sdtfl w16du wp14">
+<w:endnotes xmlns:wpc="http://schemas.microsoft.com/office/word/2010/wordprocessingCanvas" xmlns:cx="http://schemas.microsoft.com/office/drawing/2014/chartex" xmlns:cx1="http://schemas.microsoft.com/office/drawing/2015/9/8/chartex" xmlns:cx2="http://schemas.microsoft.com/office/drawing/2015/10/21/chartex" xmlns:cx3="http://schemas.microsoft.com/office/drawing/2016/5/9/chartex" xmlns:cx4="http://schemas.microsoft.com/office/drawing/2016/5/10/chartex" xmlns:cx5="http://schemas.microsoft.com/office/drawing/2016/5/11/chartex" xmlns:cx6="http://schemas.microsoft.com/office/drawing/2016/5/12/chartex" xmlns:cx7="http://schemas.microsoft.com/office/drawing/2016/5/13/chartex" xmlns:cx8="http://schemas.microsoft.com/office/drawing/2016/5/14/chartex" xmlns:mc="http://schemas.openxmlformats.org/markup-compatibility/2006" xmlns:aink="http://schemas.microsoft.com/office/drawing/2016/ink" xmlns:am3d="http://schemas.microsoft.com/office/drawing/2017/model3d" xmlns:o="urn:schemas-microsoft-com:office:office" xmlns:oel="http://schemas.microsoft.com/office/2019/extlst" xmlns:r="http://schemas.openxmlformats.org/officeDocument/2006/relationships" xmlns:m="http://schemas.openxmlformats.org/officeDocument/2006/math" xmlns:v="urn:schemas-microsoft-com:vml" xmlns:wp14="http://schemas.microsoft.com/office/word/2010/wordprocessingDrawing" xmlns:wp="http://schemas.openxmlformats.org/drawingml/2006/wordprocessingDrawing" xmlns:w10="urn:schemas-microsoft-com:office:word" xmlns:w="http://schemas.openxmlformats.org/wordprocessingml/2006/main" xmlns:w14="http://schemas.microsoft.com/office/word/2010/wordml" xmlns:w15="http://schemas.microsoft.com/office/word/2012/wordml" xmlns:w16cex="http://schemas.microsoft.com/office/word/2018/wordml/cex" xmlns:w16cid="http://schemas.microsoft.com/office/word/2016/wordml/cid" xmlns:w16="http://schemas.microsoft.com/office/word/2018/wordml" xmlns:w16du="http://schemas.microsoft.com/office/word/2023/wordml/word16du" xmlns:w16sdtdh="http://schemas.microsoft.com/office/word/2020/wordml/sdtdatahash" xmlns:w16se="http://schemas.microsoft.com/office/word/2015/wordml/symex" xmlns:wpg="http://schemas.microsoft.com/office/word/2010/wordprocessingGroup" xmlns:wpi="http://schemas.microsoft.com/office/word/2010/wordprocessingInk" xmlns:wne="http://schemas.microsoft.com/office/word/2006/wordml" xmlns:wps="http://schemas.microsoft.com/office/word/2010/wordprocessingShape" mc:Ignorable="w14 w15 w16se w16cid w16 w16cex w16sdtdh w16du wp14">
   <w:endnote w:type="separator" w:id="-1">
     <w:p>
       <w:pPr>
@@ -1634,7 +1652,7 @@
 </file>
 
 <file path=word/footnotes.xml><?xml version="1.0" encoding="utf-8"?>
-<w:footnotes xmlns:wpc="http://schemas.microsoft.com/office/word/2010/wordprocessingCanvas" xmlns:cx="http://schemas.microsoft.com/office/drawing/2014/chartex" xmlns:cx1="http://schemas.microsoft.com/office/drawing/2015/9/8/chartex" xmlns:cx2="http://schemas.microsoft.com/office/drawing/2015/10/21/chartex" xmlns:cx3="http://schemas.microsoft.com/office/drawing/2016/5/9/chartex" xmlns:cx4="http://schemas.microsoft.com/office/drawing/2016/5/10/chartex" xmlns:cx5="http://schemas.microsoft.com/office/drawing/2016/5/11/chartex" xmlns:cx6="http://schemas.microsoft.com/office/drawing/2016/5/12/chartex" xmlns:cx7="http://schemas.microsoft.com/office/drawing/2016/5/13/chartex" xmlns:cx8="http://schemas.microsoft.com/office/drawing/2016/5/14/chartex" xmlns:mc="http://schemas.openxmlformats.org/markup-compatibility/2006" xmlns:aink="http://schemas.microsoft.com/office/drawing/2016/ink" xmlns:am3d="http://schemas.microsoft.com/office/drawing/2017/model3d" xmlns:o="urn:schemas-microsoft-com:office:office" xmlns:oel="http://schemas.microsoft.com/office/2019/extlst" xmlns:r="http://schemas.openxmlformats.org/officeDocument/2006/relationships" xmlns:m="http://schemas.openxmlformats.org/officeDocument/2006/math" xmlns:v="urn:schemas-microsoft-com:vml" xmlns:wp14="http://schemas.microsoft.com/office/word/2010/wordprocessingDrawing" xmlns:wp="http://schemas.openxmlformats.org/drawingml/2006/wordprocessingDrawing" xmlns:w10="urn:schemas-microsoft-com:office:word" xmlns:w="http://schemas.openxmlformats.org/wordprocessingml/2006/main" xmlns:w14="http://schemas.microsoft.com/office/word/2010/wordml" xmlns:w15="http://schemas.microsoft.com/office/word/2012/wordml" xmlns:w16cex="http://schemas.microsoft.com/office/word/2018/wordml/cex" xmlns:w16cid="http://schemas.microsoft.com/office/word/2016/wordml/cid" xmlns:w16="http://schemas.microsoft.com/office/word/2018/wordml" xmlns:w16du="http://schemas.microsoft.com/office/word/2023/wordml/word16du" xmlns:w16sdtdh="http://schemas.microsoft.com/office/word/2020/wordml/sdtdatahash" xmlns:w16sdtfl="http://schemas.microsoft.com/office/word/2024/wordml/sdtformatlock" xmlns:w16se="http://schemas.microsoft.com/office/word/2015/wordml/symex" xmlns:wpg="http://schemas.microsoft.com/office/word/2010/wordprocessingGroup" xmlns:wpi="http://schemas.microsoft.com/office/word/2010/wordprocessingInk" xmlns:wne="http://schemas.microsoft.com/office/word/2006/wordml" xmlns:wps="http://schemas.microsoft.com/office/word/2010/wordprocessingShape" mc:Ignorable="w14 w15 w16se w16cid w16 w16cex w16sdtdh w16sdtfl w16du wp14">
+<w:footnotes xmlns:wpc="http://schemas.microsoft.com/office/word/2010/wordprocessingCanvas" xmlns:cx="http://schemas.microsoft.com/office/drawing/2014/chartex" xmlns:cx1="http://schemas.microsoft.com/office/drawing/2015/9/8/chartex" xmlns:cx2="http://schemas.microsoft.com/office/drawing/2015/10/21/chartex" xmlns:cx3="http://schemas.microsoft.com/office/drawing/2016/5/9/chartex" xmlns:cx4="http://schemas.microsoft.com/office/drawing/2016/5/10/chartex" xmlns:cx5="http://schemas.microsoft.com/office/drawing/2016/5/11/chartex" xmlns:cx6="http://schemas.microsoft.com/office/drawing/2016/5/12/chartex" xmlns:cx7="http://schemas.microsoft.com/office/drawing/2016/5/13/chartex" xmlns:cx8="http://schemas.microsoft.com/office/drawing/2016/5/14/chartex" xmlns:mc="http://schemas.openxmlformats.org/markup-compatibility/2006" xmlns:aink="http://schemas.microsoft.com/office/drawing/2016/ink" xmlns:am3d="http://schemas.microsoft.com/office/drawing/2017/model3d" xmlns:o="urn:schemas-microsoft-com:office:office" xmlns:oel="http://schemas.microsoft.com/office/2019/extlst" xmlns:r="http://schemas.openxmlformats.org/officeDocument/2006/relationships" xmlns:m="http://schemas.openxmlformats.org/officeDocument/2006/math" xmlns:v="urn:schemas-microsoft-com:vml" xmlns:wp14="http://schemas.microsoft.com/office/word/2010/wordprocessingDrawing" xmlns:wp="http://schemas.openxmlformats.org/drawingml/2006/wordprocessingDrawing" xmlns:w10="urn:schemas-microsoft-com:office:word" xmlns:w="http://schemas.openxmlformats.org/wordprocessingml/2006/main" xmlns:w14="http://schemas.microsoft.com/office/word/2010/wordml" xmlns:w15="http://schemas.microsoft.com/office/word/2012/wordml" xmlns:w16cex="http://schemas.microsoft.com/office/word/2018/wordml/cex" xmlns:w16cid="http://schemas.microsoft.com/office/word/2016/wordml/cid" xmlns:w16="http://schemas.microsoft.com/office/word/2018/wordml" xmlns:w16du="http://schemas.microsoft.com/office/word/2023/wordml/word16du" xmlns:w16sdtdh="http://schemas.microsoft.com/office/word/2020/wordml/sdtdatahash" xmlns:w16se="http://schemas.microsoft.com/office/word/2015/wordml/symex" xmlns:wpg="http://schemas.microsoft.com/office/word/2010/wordprocessingGroup" xmlns:wpi="http://schemas.microsoft.com/office/word/2010/wordprocessingInk" xmlns:wne="http://schemas.microsoft.com/office/word/2006/wordml" xmlns:wps="http://schemas.microsoft.com/office/word/2010/wordprocessingShape" mc:Ignorable="w14 w15 w16se w16cid w16 w16cex w16sdtdh w16du wp14">
   <w:footnote w:type="separator" w:id="-1">
     <w:p>
       <w:pPr>
@@ -1659,7 +1677,7 @@
 </file>
 
 <file path=word/numbering.xml><?xml version="1.0" encoding="utf-8"?>
-<w:numbering xmlns:wpc="http://schemas.microsoft.com/office/word/2010/wordprocessingCanvas" xmlns:cx="http://schemas.microsoft.com/office/drawing/2014/chartex" xmlns:cx1="http://schemas.microsoft.com/office/drawing/2015/9/8/chartex" xmlns:cx2="http://schemas.microsoft.com/office/drawing/2015/10/21/chartex" xmlns:cx3="http://schemas.microsoft.com/office/drawing/2016/5/9/chartex" xmlns:cx4="http://schemas.microsoft.com/office/drawing/2016/5/10/chartex" xmlns:cx5="http://schemas.microsoft.com/office/drawing/2016/5/11/chartex" xmlns:cx6="http://schemas.microsoft.com/office/drawing/2016/5/12/chartex" xmlns:cx7="http://schemas.microsoft.com/office/drawing/2016/5/13/chartex" xmlns:cx8="http://schemas.microsoft.com/office/drawing/2016/5/14/chartex" xmlns:mc="http://schemas.openxmlformats.org/markup-compatibility/2006" xmlns:aink="http://schemas.microsoft.com/office/drawing/2016/ink" xmlns:am3d="http://schemas.microsoft.com/office/drawing/2017/model3d" xmlns:o="urn:schemas-microsoft-com:office:office" xmlns:oel="http://schemas.microsoft.com/office/2019/extlst" xmlns:r="http://schemas.openxmlformats.org/officeDocument/2006/relationships" xmlns:m="http://schemas.openxmlformats.org/officeDocument/2006/math" xmlns:v="urn:schemas-microsoft-com:vml" xmlns:wp14="http://schemas.microsoft.com/office/word/2010/wordprocessingDrawing" xmlns:wp="http://schemas.openxmlformats.org/drawingml/2006/wordprocessingDrawing" xmlns:w10="urn:schemas-microsoft-com:office:word" xmlns:w="http://schemas.openxmlformats.org/wordprocessingml/2006/main" xmlns:w14="http://schemas.microsoft.com/office/word/2010/wordml" xmlns:w15="http://schemas.microsoft.com/office/word/2012/wordml" xmlns:w16cex="http://schemas.microsoft.com/office/word/2018/wordml/cex" xmlns:w16cid="http://schemas.microsoft.com/office/word/2016/wordml/cid" xmlns:w16="http://schemas.microsoft.com/office/word/2018/wordml" xmlns:w16du="http://schemas.microsoft.com/office/word/2023/wordml/word16du" xmlns:w16sdtdh="http://schemas.microsoft.com/office/word/2020/wordml/sdtdatahash" xmlns:w16sdtfl="http://schemas.microsoft.com/office/word/2024/wordml/sdtformatlock" xmlns:w16se="http://schemas.microsoft.com/office/word/2015/wordml/symex" xmlns:wpg="http://schemas.microsoft.com/office/word/2010/wordprocessingGroup" xmlns:wpi="http://schemas.microsoft.com/office/word/2010/wordprocessingInk" xmlns:wne="http://schemas.microsoft.com/office/word/2006/wordml" xmlns:wps="http://schemas.microsoft.com/office/word/2010/wordprocessingShape" mc:Ignorable="w14 w15 w16se w16cid w16 w16cex w16sdtdh w16sdtfl w16du wp14">
+<w:numbering xmlns:wpc="http://schemas.microsoft.com/office/word/2010/wordprocessingCanvas" xmlns:cx="http://schemas.microsoft.com/office/drawing/2014/chartex" xmlns:cx1="http://schemas.microsoft.com/office/drawing/2015/9/8/chartex" xmlns:cx2="http://schemas.microsoft.com/office/drawing/2015/10/21/chartex" xmlns:cx3="http://schemas.microsoft.com/office/drawing/2016/5/9/chartex" xmlns:cx4="http://schemas.microsoft.com/office/drawing/2016/5/10/chartex" xmlns:cx5="http://schemas.microsoft.com/office/drawing/2016/5/11/chartex" xmlns:cx6="http://schemas.microsoft.com/office/drawing/2016/5/12/chartex" xmlns:cx7="http://schemas.microsoft.com/office/drawing/2016/5/13/chartex" xmlns:cx8="http://schemas.microsoft.com/office/drawing/2016/5/14/chartex" xmlns:mc="http://schemas.openxmlformats.org/markup-compatibility/2006" xmlns:aink="http://schemas.microsoft.com/office/drawing/2016/ink" xmlns:am3d="http://schemas.microsoft.com/office/drawing/2017/model3d" xmlns:o="urn:schemas-microsoft-com:office:office" xmlns:oel="http://schemas.microsoft.com/office/2019/extlst" xmlns:r="http://schemas.openxmlformats.org/officeDocument/2006/relationships" xmlns:m="http://schemas.openxmlformats.org/officeDocument/2006/math" xmlns:v="urn:schemas-microsoft-com:vml" xmlns:wp14="http://schemas.microsoft.com/office/word/2010/wordprocessingDrawing" xmlns:wp="http://schemas.openxmlformats.org/drawingml/2006/wordprocessingDrawing" xmlns:w10="urn:schemas-microsoft-com:office:word" xmlns:w="http://schemas.openxmlformats.org/wordprocessingml/2006/main" xmlns:w14="http://schemas.microsoft.com/office/word/2010/wordml" xmlns:w15="http://schemas.microsoft.com/office/word/2012/wordml" xmlns:w16cex="http://schemas.microsoft.com/office/word/2018/wordml/cex" xmlns:w16cid="http://schemas.microsoft.com/office/word/2016/wordml/cid" xmlns:w16="http://schemas.microsoft.com/office/word/2018/wordml" xmlns:w16du="http://schemas.microsoft.com/office/word/2023/wordml/word16du" xmlns:w16sdtdh="http://schemas.microsoft.com/office/word/2020/wordml/sdtdatahash" xmlns:w16se="http://schemas.microsoft.com/office/word/2015/wordml/symex" xmlns:wpg="http://schemas.microsoft.com/office/word/2010/wordprocessingGroup" xmlns:wpi="http://schemas.microsoft.com/office/word/2010/wordprocessingInk" xmlns:wne="http://schemas.microsoft.com/office/word/2006/wordml" xmlns:wps="http://schemas.microsoft.com/office/word/2010/wordprocessingShape" mc:Ignorable="w14 w15 w16se w16cid w16 w16cex w16sdtdh w16du wp14">
   <w:abstractNum w:abstractNumId="0" w15:restartNumberingAfterBreak="0">
     <w:nsid w:val="1A3D51DD"/>
     <w:multiLevelType w:val="hybridMultilevel"/>
@@ -2070,7 +2088,7 @@
 </file>
 
 <file path=word/styles.xml><?xml version="1.0" encoding="utf-8"?>
-<w:styles xmlns:mc="http://schemas.openxmlformats.org/markup-compatibility/2006" xmlns:r="http://schemas.openxmlformats.org/officeDocument/2006/relationships" xmlns:w="http://schemas.openxmlformats.org/wordprocessingml/2006/main" xmlns:w14="http://schemas.microsoft.com/office/word/2010/wordml" xmlns:w15="http://schemas.microsoft.com/office/word/2012/wordml" xmlns:w16cex="http://schemas.microsoft.com/office/word/2018/wordml/cex" xmlns:w16cid="http://schemas.microsoft.com/office/word/2016/wordml/cid" xmlns:w16="http://schemas.microsoft.com/office/word/2018/wordml" xmlns:w16du="http://schemas.microsoft.com/office/word/2023/wordml/word16du" xmlns:w16sdtdh="http://schemas.microsoft.com/office/word/2020/wordml/sdtdatahash" xmlns:w16sdtfl="http://schemas.microsoft.com/office/word/2024/wordml/sdtformatlock" xmlns:w16se="http://schemas.microsoft.com/office/word/2015/wordml/symex" mc:Ignorable="w14 w15 w16se w16cid w16 w16cex w16sdtdh w16sdtfl w16du">
+<w:styles xmlns:mc="http://schemas.openxmlformats.org/markup-compatibility/2006" xmlns:r="http://schemas.openxmlformats.org/officeDocument/2006/relationships" xmlns:w="http://schemas.openxmlformats.org/wordprocessingml/2006/main" xmlns:w14="http://schemas.microsoft.com/office/word/2010/wordml" xmlns:w15="http://schemas.microsoft.com/office/word/2012/wordml" xmlns:w16cex="http://schemas.microsoft.com/office/word/2018/wordml/cex" xmlns:w16cid="http://schemas.microsoft.com/office/word/2016/wordml/cid" xmlns:w16="http://schemas.microsoft.com/office/word/2018/wordml" xmlns:w16du="http://schemas.microsoft.com/office/word/2023/wordml/word16du" xmlns:w16sdtdh="http://schemas.microsoft.com/office/word/2020/wordml/sdtdatahash" xmlns:w16se="http://schemas.microsoft.com/office/word/2015/wordml/symex" mc:Ignorable="w14 w15 w16se w16cid w16 w16cex w16sdtdh w16du">
   <w:docDefaults>
     <w:rPrDefault>
       <w:rPr>

--- a/작업일지/22주차.docx
+++ b/작업일지/22주차.docx
@@ -1,6 +1,6 @@
 
 <file path=word/document.xml><?xml version="1.0" encoding="utf-8"?>
-<w:document xmlns:wpc="http://schemas.microsoft.com/office/word/2010/wordprocessingCanvas" xmlns:cx="http://schemas.microsoft.com/office/drawing/2014/chartex" xmlns:cx1="http://schemas.microsoft.com/office/drawing/2015/9/8/chartex" xmlns:cx2="http://schemas.microsoft.com/office/drawing/2015/10/21/chartex" xmlns:cx3="http://schemas.microsoft.com/office/drawing/2016/5/9/chartex" xmlns:cx4="http://schemas.microsoft.com/office/drawing/2016/5/10/chartex" xmlns:cx5="http://schemas.microsoft.com/office/drawing/2016/5/11/chartex" xmlns:cx6="http://schemas.microsoft.com/office/drawing/2016/5/12/chartex" xmlns:cx7="http://schemas.microsoft.com/office/drawing/2016/5/13/chartex" xmlns:cx8="http://schemas.microsoft.com/office/drawing/2016/5/14/chartex" xmlns:mc="http://schemas.openxmlformats.org/markup-compatibility/2006" xmlns:aink="http://schemas.microsoft.com/office/drawing/2016/ink" xmlns:am3d="http://schemas.microsoft.com/office/drawing/2017/model3d" xmlns:o="urn:schemas-microsoft-com:office:office" xmlns:oel="http://schemas.microsoft.com/office/2019/extlst" xmlns:r="http://schemas.openxmlformats.org/officeDocument/2006/relationships" xmlns:m="http://schemas.openxmlformats.org/officeDocument/2006/math" xmlns:v="urn:schemas-microsoft-com:vml" xmlns:wp14="http://schemas.microsoft.com/office/word/2010/wordprocessingDrawing" xmlns:wp="http://schemas.openxmlformats.org/drawingml/2006/wordprocessingDrawing" xmlns:w10="urn:schemas-microsoft-com:office:word" xmlns:w="http://schemas.openxmlformats.org/wordprocessingml/2006/main" xmlns:w14="http://schemas.microsoft.com/office/word/2010/wordml" xmlns:w15="http://schemas.microsoft.com/office/word/2012/wordml" xmlns:w16cex="http://schemas.microsoft.com/office/word/2018/wordml/cex" xmlns:w16cid="http://schemas.microsoft.com/office/word/2016/wordml/cid" xmlns:w16="http://schemas.microsoft.com/office/word/2018/wordml" xmlns:w16du="http://schemas.microsoft.com/office/word/2023/wordml/word16du" xmlns:w16sdtdh="http://schemas.microsoft.com/office/word/2020/wordml/sdtdatahash" xmlns:w16se="http://schemas.microsoft.com/office/word/2015/wordml/symex" xmlns:wpg="http://schemas.microsoft.com/office/word/2010/wordprocessingGroup" xmlns:wpi="http://schemas.microsoft.com/office/word/2010/wordprocessingInk" xmlns:wne="http://schemas.microsoft.com/office/word/2006/wordml" xmlns:wps="http://schemas.microsoft.com/office/word/2010/wordprocessingShape" mc:Ignorable="w14 w15 w16se w16cid w16 w16cex w16sdtdh w16du wp14">
+<w:document xmlns:wpc="http://schemas.microsoft.com/office/word/2010/wordprocessingCanvas" xmlns:cx="http://schemas.microsoft.com/office/drawing/2014/chartex" xmlns:cx1="http://schemas.microsoft.com/office/drawing/2015/9/8/chartex" xmlns:cx2="http://schemas.microsoft.com/office/drawing/2015/10/21/chartex" xmlns:cx3="http://schemas.microsoft.com/office/drawing/2016/5/9/chartex" xmlns:cx4="http://schemas.microsoft.com/office/drawing/2016/5/10/chartex" xmlns:cx5="http://schemas.microsoft.com/office/drawing/2016/5/11/chartex" xmlns:cx6="http://schemas.microsoft.com/office/drawing/2016/5/12/chartex" xmlns:cx7="http://schemas.microsoft.com/office/drawing/2016/5/13/chartex" xmlns:cx8="http://schemas.microsoft.com/office/drawing/2016/5/14/chartex" xmlns:mc="http://schemas.openxmlformats.org/markup-compatibility/2006" xmlns:aink="http://schemas.microsoft.com/office/drawing/2016/ink" xmlns:am3d="http://schemas.microsoft.com/office/drawing/2017/model3d" xmlns:o="urn:schemas-microsoft-com:office:office" xmlns:oel="http://schemas.microsoft.com/office/2019/extlst" xmlns:r="http://schemas.openxmlformats.org/officeDocument/2006/relationships" xmlns:m="http://schemas.openxmlformats.org/officeDocument/2006/math" xmlns:v="urn:schemas-microsoft-com:vml" xmlns:wp14="http://schemas.microsoft.com/office/word/2010/wordprocessingDrawing" xmlns:wp="http://schemas.openxmlformats.org/drawingml/2006/wordprocessingDrawing" xmlns:w10="urn:schemas-microsoft-com:office:word" xmlns:w="http://schemas.openxmlformats.org/wordprocessingml/2006/main" xmlns:w14="http://schemas.microsoft.com/office/word/2010/wordml" xmlns:w15="http://schemas.microsoft.com/office/word/2012/wordml" xmlns:w16cex="http://schemas.microsoft.com/office/word/2018/wordml/cex" xmlns:w16cid="http://schemas.microsoft.com/office/word/2016/wordml/cid" xmlns:w16="http://schemas.microsoft.com/office/word/2018/wordml" xmlns:w16du="http://schemas.microsoft.com/office/word/2023/wordml/word16du" xmlns:w16sdtdh="http://schemas.microsoft.com/office/word/2020/wordml/sdtdatahash" xmlns:w16sdtfl="http://schemas.microsoft.com/office/word/2024/wordml/sdtformatlock" xmlns:w16se="http://schemas.microsoft.com/office/word/2015/wordml/symex" xmlns:wpg="http://schemas.microsoft.com/office/word/2010/wordprocessingGroup" xmlns:wpi="http://schemas.microsoft.com/office/word/2010/wordprocessingInk" xmlns:wne="http://schemas.microsoft.com/office/word/2006/wordml" xmlns:wps="http://schemas.microsoft.com/office/word/2010/wordprocessingShape" mc:Ignorable="w14 w15 w16se w16cid w16 w16cex w16sdtdh w16sdtfl w16du wp14">
   <w:body>
     <w:p>
       <w:pPr>
@@ -125,9 +125,6 @@
           <w:p>
             <w:pPr>
               <w:jc w:val="center"/>
-              <w:rPr>
-                <w:rFonts w:hint="eastAsia"/>
-              </w:rPr>
             </w:pPr>
             <w:r>
               <w:rPr>
@@ -803,7 +800,72 @@
           <w:tcPr>
             <w:tcW w:w="9214" w:type="dxa"/>
           </w:tcPr>
-          <w:p/>
+          <w:p>
+            <w:pPr>
+              <w:rPr>
+                <w:rFonts w:hint="eastAsia"/>
+              </w:rPr>
+            </w:pPr>
+            <w:r>
+              <w:rPr>
+                <w:rFonts w:hint="eastAsia"/>
+              </w:rPr>
+              <w:t xml:space="preserve">- </w:t>
+            </w:r>
+            <w:r>
+              <w:t>절차</w:t>
+            </w:r>
+            <w:r>
+              <w:rPr>
+                <w:rFonts w:hint="eastAsia"/>
+              </w:rPr>
+              <w:t>적</w:t>
+            </w:r>
+            <w:r>
+              <w:t xml:space="preserve"> 맵 생성</w:t>
+            </w:r>
+            <w:r>
+              <w:rPr>
+                <w:rFonts w:hint="eastAsia"/>
+              </w:rPr>
+              <w:t>을</w:t>
+            </w:r>
+            <w:r>
+              <w:t xml:space="preserve"> 위해 규칙에 대해 하나와 토론</w:t>
+            </w:r>
+            <w:r>
+              <w:rPr>
+                <w:rFonts w:hint="eastAsia"/>
+              </w:rPr>
+              <w:t>하였다. 토론만 하고 구현은 아직 시작하지 못했다.</w:t>
+            </w:r>
+          </w:p>
+          <w:p>
+            <w:pPr>
+              <w:rPr>
+                <w:rFonts w:hint="eastAsia"/>
+              </w:rPr>
+            </w:pPr>
+            <w:r>
+              <w:rPr>
+                <w:rFonts w:hint="eastAsia"/>
+              </w:rPr>
+              <w:t>-패킷에 vector를 사용하기 위해 패킷 직렬화와 역직렬화를 구현하였다. 그리고 이것을 활용해 GameRoomList를 보내는 패킷 통신을 구현하였다.</w:t>
+            </w:r>
+          </w:p>
+          <w:p>
+            <w:pPr>
+              <w:rPr>
+                <w:rFonts w:hint="eastAsia"/>
+              </w:rPr>
+            </w:pPr>
+            <w:r>
+              <w:rPr>
+                <w:rFonts w:hint="eastAsia"/>
+              </w:rPr>
+              <w:t>-깃허브 정리는 하지 못했다.</w:t>
+            </w:r>
+          </w:p>
         </w:tc>
       </w:tr>
       <w:tr>
@@ -885,7 +947,14 @@
               <w:rPr>
                 <w:rFonts w:hint="eastAsia"/>
               </w:rPr>
-              <w:t>Other Player가 이동할 때 애니메이션을 바꾸는 부분은 못했다. State 머신</w:t>
+              <w:t>Other Player가 이동할 때 애니메이션을 바꾸는 부</w:t>
+            </w:r>
+            <w:r>
+              <w:rPr>
+                <w:rFonts w:hint="eastAsia"/>
+              </w:rPr>
+              <w:lastRenderedPageBreak/>
+              <w:t>분은 못했다. State 머신</w:t>
             </w:r>
             <w:r>
               <w:rPr>
@@ -911,7 +980,6 @@
               <w:rPr>
                 <w:noProof/>
               </w:rPr>
-              <w:lastRenderedPageBreak/>
               <w:drawing>
                 <wp:inline distT="0" distB="0" distL="0" distR="0" wp14:anchorId="3185D327" wp14:editId="2CA8639A">
                   <wp:extent cx="2857500" cy="1861525"/>
@@ -1323,7 +1391,15 @@
                 <w:b/>
                 <w:bCs/>
               </w:rPr>
-              <w:t>PPG 센서 - 손가락이나 손목에 착용 → 센서 읽는 프로그램으로 맥박 읽고 UE로 데이터 전송 → 서버에 송신하여 로직 반영</w:t>
+              <w:t>PPG 센서 - 손가락이나 손목에 착용 → 센서 읽는 프로그램으로 맥박 읽고 UE로 데</w:t>
+            </w:r>
+            <w:r>
+              <w:rPr>
+                <w:b/>
+                <w:bCs/>
+              </w:rPr>
+              <w:lastRenderedPageBreak/>
+              <w:t>이터 전송 → 서버에 송신하여 로직 반영</w:t>
             </w:r>
           </w:p>
           <w:p>
@@ -1340,7 +1416,6 @@
                 <w:bCs/>
                 <w:noProof/>
               </w:rPr>
-              <w:lastRenderedPageBreak/>
               <w:drawing>
                 <wp:inline distT="0" distB="0" distL="0" distR="0" wp14:anchorId="3456AAD3" wp14:editId="7BE42E20">
                   <wp:extent cx="2683253" cy="2628900"/>
@@ -1627,7 +1702,7 @@
 </file>
 
 <file path=word/endnotes.xml><?xml version="1.0" encoding="utf-8"?>
-<w:endnotes xmlns:wpc="http://schemas.microsoft.com/office/word/2010/wordprocessingCanvas" xmlns:cx="http://schemas.microsoft.com/office/drawing/2014/chartex" xmlns:cx1="http://schemas.microsoft.com/office/drawing/2015/9/8/chartex" xmlns:cx2="http://schemas.microsoft.com/office/drawing/2015/10/21/chartex" xmlns:cx3="http://schemas.microsoft.com/office/drawing/2016/5/9/chartex" xmlns:cx4="http://schemas.microsoft.com/office/drawing/2016/5/10/chartex" xmlns:cx5="http://schemas.microsoft.com/office/drawing/2016/5/11/chartex" xmlns:cx6="http://schemas.microsoft.com/office/drawing/2016/5/12/chartex" xmlns:cx7="http://schemas.microsoft.com/office/drawing/2016/5/13/chartex" xmlns:cx8="http://schemas.microsoft.com/office/drawing/2016/5/14/chartex" xmlns:mc="http://schemas.openxmlformats.org/markup-compatibility/2006" xmlns:aink="http://schemas.microsoft.com/office/drawing/2016/ink" xmlns:am3d="http://schemas.microsoft.com/office/drawing/2017/model3d" xmlns:o="urn:schemas-microsoft-com:office:office" xmlns:oel="http://schemas.microsoft.com/office/2019/extlst" xmlns:r="http://schemas.openxmlformats.org/officeDocument/2006/relationships" xmlns:m="http://schemas.openxmlformats.org/officeDocument/2006/math" xmlns:v="urn:schemas-microsoft-com:vml" xmlns:wp14="http://schemas.microsoft.com/office/word/2010/wordprocessingDrawing" xmlns:wp="http://schemas.openxmlformats.org/drawingml/2006/wordprocessingDrawing" xmlns:w10="urn:schemas-microsoft-com:office:word" xmlns:w="http://schemas.openxmlformats.org/wordprocessingml/2006/main" xmlns:w14="http://schemas.microsoft.com/office/word/2010/wordml" xmlns:w15="http://schemas.microsoft.com/office/word/2012/wordml" xmlns:w16cex="http://schemas.microsoft.com/office/word/2018/wordml/cex" xmlns:w16cid="http://schemas.microsoft.com/office/word/2016/wordml/cid" xmlns:w16="http://schemas.microsoft.com/office/word/2018/wordml" xmlns:w16du="http://schemas.microsoft.com/office/word/2023/wordml/word16du" xmlns:w16sdtdh="http://schemas.microsoft.com/office/word/2020/wordml/sdtdatahash" xmlns:w16se="http://schemas.microsoft.com/office/word/2015/wordml/symex" xmlns:wpg="http://schemas.microsoft.com/office/word/2010/wordprocessingGroup" xmlns:wpi="http://schemas.microsoft.com/office/word/2010/wordprocessingInk" xmlns:wne="http://schemas.microsoft.com/office/word/2006/wordml" xmlns:wps="http://schemas.microsoft.com/office/word/2010/wordprocessingShape" mc:Ignorable="w14 w15 w16se w16cid w16 w16cex w16sdtdh w16du wp14">
+<w:endnotes xmlns:wpc="http://schemas.microsoft.com/office/word/2010/wordprocessingCanvas" xmlns:cx="http://schemas.microsoft.com/office/drawing/2014/chartex" xmlns:cx1="http://schemas.microsoft.com/office/drawing/2015/9/8/chartex" xmlns:cx2="http://schemas.microsoft.com/office/drawing/2015/10/21/chartex" xmlns:cx3="http://schemas.microsoft.com/office/drawing/2016/5/9/chartex" xmlns:cx4="http://schemas.microsoft.com/office/drawing/2016/5/10/chartex" xmlns:cx5="http://schemas.microsoft.com/office/drawing/2016/5/11/chartex" xmlns:cx6="http://schemas.microsoft.com/office/drawing/2016/5/12/chartex" xmlns:cx7="http://schemas.microsoft.com/office/drawing/2016/5/13/chartex" xmlns:cx8="http://schemas.microsoft.com/office/drawing/2016/5/14/chartex" xmlns:mc="http://schemas.openxmlformats.org/markup-compatibility/2006" xmlns:aink="http://schemas.microsoft.com/office/drawing/2016/ink" xmlns:am3d="http://schemas.microsoft.com/office/drawing/2017/model3d" xmlns:o="urn:schemas-microsoft-com:office:office" xmlns:oel="http://schemas.microsoft.com/office/2019/extlst" xmlns:r="http://schemas.openxmlformats.org/officeDocument/2006/relationships" xmlns:m="http://schemas.openxmlformats.org/officeDocument/2006/math" xmlns:v="urn:schemas-microsoft-com:vml" xmlns:wp14="http://schemas.microsoft.com/office/word/2010/wordprocessingDrawing" xmlns:wp="http://schemas.openxmlformats.org/drawingml/2006/wordprocessingDrawing" xmlns:w10="urn:schemas-microsoft-com:office:word" xmlns:w="http://schemas.openxmlformats.org/wordprocessingml/2006/main" xmlns:w14="http://schemas.microsoft.com/office/word/2010/wordml" xmlns:w15="http://schemas.microsoft.com/office/word/2012/wordml" xmlns:w16cex="http://schemas.microsoft.com/office/word/2018/wordml/cex" xmlns:w16cid="http://schemas.microsoft.com/office/word/2016/wordml/cid" xmlns:w16="http://schemas.microsoft.com/office/word/2018/wordml" xmlns:w16du="http://schemas.microsoft.com/office/word/2023/wordml/word16du" xmlns:w16sdtdh="http://schemas.microsoft.com/office/word/2020/wordml/sdtdatahash" xmlns:w16sdtfl="http://schemas.microsoft.com/office/word/2024/wordml/sdtformatlock" xmlns:w16se="http://schemas.microsoft.com/office/word/2015/wordml/symex" xmlns:wpg="http://schemas.microsoft.com/office/word/2010/wordprocessingGroup" xmlns:wpi="http://schemas.microsoft.com/office/word/2010/wordprocessingInk" xmlns:wne="http://schemas.microsoft.com/office/word/2006/wordml" xmlns:wps="http://schemas.microsoft.com/office/word/2010/wordprocessingShape" mc:Ignorable="w14 w15 w16se w16cid w16 w16cex w16sdtdh w16sdtfl w16du wp14">
   <w:endnote w:type="separator" w:id="-1">
     <w:p>
       <w:pPr>
@@ -1652,7 +1727,7 @@
 </file>
 
 <file path=word/footnotes.xml><?xml version="1.0" encoding="utf-8"?>
-<w:footnotes xmlns:wpc="http://schemas.microsoft.com/office/word/2010/wordprocessingCanvas" xmlns:cx="http://schemas.microsoft.com/office/drawing/2014/chartex" xmlns:cx1="http://schemas.microsoft.com/office/drawing/2015/9/8/chartex" xmlns:cx2="http://schemas.microsoft.com/office/drawing/2015/10/21/chartex" xmlns:cx3="http://schemas.microsoft.com/office/drawing/2016/5/9/chartex" xmlns:cx4="http://schemas.microsoft.com/office/drawing/2016/5/10/chartex" xmlns:cx5="http://schemas.microsoft.com/office/drawing/2016/5/11/chartex" xmlns:cx6="http://schemas.microsoft.com/office/drawing/2016/5/12/chartex" xmlns:cx7="http://schemas.microsoft.com/office/drawing/2016/5/13/chartex" xmlns:cx8="http://schemas.microsoft.com/office/drawing/2016/5/14/chartex" xmlns:mc="http://schemas.openxmlformats.org/markup-compatibility/2006" xmlns:aink="http://schemas.microsoft.com/office/drawing/2016/ink" xmlns:am3d="http://schemas.microsoft.com/office/drawing/2017/model3d" xmlns:o="urn:schemas-microsoft-com:office:office" xmlns:oel="http://schemas.microsoft.com/office/2019/extlst" xmlns:r="http://schemas.openxmlformats.org/officeDocument/2006/relationships" xmlns:m="http://schemas.openxmlformats.org/officeDocument/2006/math" xmlns:v="urn:schemas-microsoft-com:vml" xmlns:wp14="http://schemas.microsoft.com/office/word/2010/wordprocessingDrawing" xmlns:wp="http://schemas.openxmlformats.org/drawingml/2006/wordprocessingDrawing" xmlns:w10="urn:schemas-microsoft-com:office:word" xmlns:w="http://schemas.openxmlformats.org/wordprocessingml/2006/main" xmlns:w14="http://schemas.microsoft.com/office/word/2010/wordml" xmlns:w15="http://schemas.microsoft.com/office/word/2012/wordml" xmlns:w16cex="http://schemas.microsoft.com/office/word/2018/wordml/cex" xmlns:w16cid="http://schemas.microsoft.com/office/word/2016/wordml/cid" xmlns:w16="http://schemas.microsoft.com/office/word/2018/wordml" xmlns:w16du="http://schemas.microsoft.com/office/word/2023/wordml/word16du" xmlns:w16sdtdh="http://schemas.microsoft.com/office/word/2020/wordml/sdtdatahash" xmlns:w16se="http://schemas.microsoft.com/office/word/2015/wordml/symex" xmlns:wpg="http://schemas.microsoft.com/office/word/2010/wordprocessingGroup" xmlns:wpi="http://schemas.microsoft.com/office/word/2010/wordprocessingInk" xmlns:wne="http://schemas.microsoft.com/office/word/2006/wordml" xmlns:wps="http://schemas.microsoft.com/office/word/2010/wordprocessingShape" mc:Ignorable="w14 w15 w16se w16cid w16 w16cex w16sdtdh w16du wp14">
+<w:footnotes xmlns:wpc="http://schemas.microsoft.com/office/word/2010/wordprocessingCanvas" xmlns:cx="http://schemas.microsoft.com/office/drawing/2014/chartex" xmlns:cx1="http://schemas.microsoft.com/office/drawing/2015/9/8/chartex" xmlns:cx2="http://schemas.microsoft.com/office/drawing/2015/10/21/chartex" xmlns:cx3="http://schemas.microsoft.com/office/drawing/2016/5/9/chartex" xmlns:cx4="http://schemas.microsoft.com/office/drawing/2016/5/10/chartex" xmlns:cx5="http://schemas.microsoft.com/office/drawing/2016/5/11/chartex" xmlns:cx6="http://schemas.microsoft.com/office/drawing/2016/5/12/chartex" xmlns:cx7="http://schemas.microsoft.com/office/drawing/2016/5/13/chartex" xmlns:cx8="http://schemas.microsoft.com/office/drawing/2016/5/14/chartex" xmlns:mc="http://schemas.openxmlformats.org/markup-compatibility/2006" xmlns:aink="http://schemas.microsoft.com/office/drawing/2016/ink" xmlns:am3d="http://schemas.microsoft.com/office/drawing/2017/model3d" xmlns:o="urn:schemas-microsoft-com:office:office" xmlns:oel="http://schemas.microsoft.com/office/2019/extlst" xmlns:r="http://schemas.openxmlformats.org/officeDocument/2006/relationships" xmlns:m="http://schemas.openxmlformats.org/officeDocument/2006/math" xmlns:v="urn:schemas-microsoft-com:vml" xmlns:wp14="http://schemas.microsoft.com/office/word/2010/wordprocessingDrawing" xmlns:wp="http://schemas.openxmlformats.org/drawingml/2006/wordprocessingDrawing" xmlns:w10="urn:schemas-microsoft-com:office:word" xmlns:w="http://schemas.openxmlformats.org/wordprocessingml/2006/main" xmlns:w14="http://schemas.microsoft.com/office/word/2010/wordml" xmlns:w15="http://schemas.microsoft.com/office/word/2012/wordml" xmlns:w16cex="http://schemas.microsoft.com/office/word/2018/wordml/cex" xmlns:w16cid="http://schemas.microsoft.com/office/word/2016/wordml/cid" xmlns:w16="http://schemas.microsoft.com/office/word/2018/wordml" xmlns:w16du="http://schemas.microsoft.com/office/word/2023/wordml/word16du" xmlns:w16sdtdh="http://schemas.microsoft.com/office/word/2020/wordml/sdtdatahash" xmlns:w16sdtfl="http://schemas.microsoft.com/office/word/2024/wordml/sdtformatlock" xmlns:w16se="http://schemas.microsoft.com/office/word/2015/wordml/symex" xmlns:wpg="http://schemas.microsoft.com/office/word/2010/wordprocessingGroup" xmlns:wpi="http://schemas.microsoft.com/office/word/2010/wordprocessingInk" xmlns:wne="http://schemas.microsoft.com/office/word/2006/wordml" xmlns:wps="http://schemas.microsoft.com/office/word/2010/wordprocessingShape" mc:Ignorable="w14 w15 w16se w16cid w16 w16cex w16sdtdh w16sdtfl w16du wp14">
   <w:footnote w:type="separator" w:id="-1">
     <w:p>
       <w:pPr>
@@ -1677,7 +1752,7 @@
 </file>
 
 <file path=word/numbering.xml><?xml version="1.0" encoding="utf-8"?>
-<w:numbering xmlns:wpc="http://schemas.microsoft.com/office/word/2010/wordprocessingCanvas" xmlns:cx="http://schemas.microsoft.com/office/drawing/2014/chartex" xmlns:cx1="http://schemas.microsoft.com/office/drawing/2015/9/8/chartex" xmlns:cx2="http://schemas.microsoft.com/office/drawing/2015/10/21/chartex" xmlns:cx3="http://schemas.microsoft.com/office/drawing/2016/5/9/chartex" xmlns:cx4="http://schemas.microsoft.com/office/drawing/2016/5/10/chartex" xmlns:cx5="http://schemas.microsoft.com/office/drawing/2016/5/11/chartex" xmlns:cx6="http://schemas.microsoft.com/office/drawing/2016/5/12/chartex" xmlns:cx7="http://schemas.microsoft.com/office/drawing/2016/5/13/chartex" xmlns:cx8="http://schemas.microsoft.com/office/drawing/2016/5/14/chartex" xmlns:mc="http://schemas.openxmlformats.org/markup-compatibility/2006" xmlns:aink="http://schemas.microsoft.com/office/drawing/2016/ink" xmlns:am3d="http://schemas.microsoft.com/office/drawing/2017/model3d" xmlns:o="urn:schemas-microsoft-com:office:office" xmlns:oel="http://schemas.microsoft.com/office/2019/extlst" xmlns:r="http://schemas.openxmlformats.org/officeDocument/2006/relationships" xmlns:m="http://schemas.openxmlformats.org/officeDocument/2006/math" xmlns:v="urn:schemas-microsoft-com:vml" xmlns:wp14="http://schemas.microsoft.com/office/word/2010/wordprocessingDrawing" xmlns:wp="http://schemas.openxmlformats.org/drawingml/2006/wordprocessingDrawing" xmlns:w10="urn:schemas-microsoft-com:office:word" xmlns:w="http://schemas.openxmlformats.org/wordprocessingml/2006/main" xmlns:w14="http://schemas.microsoft.com/office/word/2010/wordml" xmlns:w15="http://schemas.microsoft.com/office/word/2012/wordml" xmlns:w16cex="http://schemas.microsoft.com/office/word/2018/wordml/cex" xmlns:w16cid="http://schemas.microsoft.com/office/word/2016/wordml/cid" xmlns:w16="http://schemas.microsoft.com/office/word/2018/wordml" xmlns:w16du="http://schemas.microsoft.com/office/word/2023/wordml/word16du" xmlns:w16sdtdh="http://schemas.microsoft.com/office/word/2020/wordml/sdtdatahash" xmlns:w16se="http://schemas.microsoft.com/office/word/2015/wordml/symex" xmlns:wpg="http://schemas.microsoft.com/office/word/2010/wordprocessingGroup" xmlns:wpi="http://schemas.microsoft.com/office/word/2010/wordprocessingInk" xmlns:wne="http://schemas.microsoft.com/office/word/2006/wordml" xmlns:wps="http://schemas.microsoft.com/office/word/2010/wordprocessingShape" mc:Ignorable="w14 w15 w16se w16cid w16 w16cex w16sdtdh w16du wp14">
+<w:numbering xmlns:wpc="http://schemas.microsoft.com/office/word/2010/wordprocessingCanvas" xmlns:cx="http://schemas.microsoft.com/office/drawing/2014/chartex" xmlns:cx1="http://schemas.microsoft.com/office/drawing/2015/9/8/chartex" xmlns:cx2="http://schemas.microsoft.com/office/drawing/2015/10/21/chartex" xmlns:cx3="http://schemas.microsoft.com/office/drawing/2016/5/9/chartex" xmlns:cx4="http://schemas.microsoft.com/office/drawing/2016/5/10/chartex" xmlns:cx5="http://schemas.microsoft.com/office/drawing/2016/5/11/chartex" xmlns:cx6="http://schemas.microsoft.com/office/drawing/2016/5/12/chartex" xmlns:cx7="http://schemas.microsoft.com/office/drawing/2016/5/13/chartex" xmlns:cx8="http://schemas.microsoft.com/office/drawing/2016/5/14/chartex" xmlns:mc="http://schemas.openxmlformats.org/markup-compatibility/2006" xmlns:aink="http://schemas.microsoft.com/office/drawing/2016/ink" xmlns:am3d="http://schemas.microsoft.com/office/drawing/2017/model3d" xmlns:o="urn:schemas-microsoft-com:office:office" xmlns:oel="http://schemas.microsoft.com/office/2019/extlst" xmlns:r="http://schemas.openxmlformats.org/officeDocument/2006/relationships" xmlns:m="http://schemas.openxmlformats.org/officeDocument/2006/math" xmlns:v="urn:schemas-microsoft-com:vml" xmlns:wp14="http://schemas.microsoft.com/office/word/2010/wordprocessingDrawing" xmlns:wp="http://schemas.openxmlformats.org/drawingml/2006/wordprocessingDrawing" xmlns:w10="urn:schemas-microsoft-com:office:word" xmlns:w="http://schemas.openxmlformats.org/wordprocessingml/2006/main" xmlns:w14="http://schemas.microsoft.com/office/word/2010/wordml" xmlns:w15="http://schemas.microsoft.com/office/word/2012/wordml" xmlns:w16cex="http://schemas.microsoft.com/office/word/2018/wordml/cex" xmlns:w16cid="http://schemas.microsoft.com/office/word/2016/wordml/cid" xmlns:w16="http://schemas.microsoft.com/office/word/2018/wordml" xmlns:w16du="http://schemas.microsoft.com/office/word/2023/wordml/word16du" xmlns:w16sdtdh="http://schemas.microsoft.com/office/word/2020/wordml/sdtdatahash" xmlns:w16sdtfl="http://schemas.microsoft.com/office/word/2024/wordml/sdtformatlock" xmlns:w16se="http://schemas.microsoft.com/office/word/2015/wordml/symex" xmlns:wpg="http://schemas.microsoft.com/office/word/2010/wordprocessingGroup" xmlns:wpi="http://schemas.microsoft.com/office/word/2010/wordprocessingInk" xmlns:wne="http://schemas.microsoft.com/office/word/2006/wordml" xmlns:wps="http://schemas.microsoft.com/office/word/2010/wordprocessingShape" mc:Ignorable="w14 w15 w16se w16cid w16 w16cex w16sdtdh w16sdtfl w16du wp14">
   <w:abstractNum w:abstractNumId="0" w15:restartNumberingAfterBreak="0">
     <w:nsid w:val="1A3D51DD"/>
     <w:multiLevelType w:val="hybridMultilevel"/>
@@ -2062,6 +2137,118 @@
       <w:rPr>
         <w:rFonts w:ascii="Wingdings" w:hAnsi="Wingdings" w:hint="default"/>
         <w:sz w:val="20"/>
+      </w:rPr>
+    </w:lvl>
+  </w:abstractNum>
+  <w:abstractNum w:abstractNumId="3" w15:restartNumberingAfterBreak="0">
+    <w:nsid w:val="50D367D6"/>
+    <w:multiLevelType w:val="hybridMultilevel"/>
+    <w:tmpl w:val="799CB87C"/>
+    <w:lvl w:ilvl="0" w:tplc="B0F2DD3A">
+      <w:numFmt w:val="bullet"/>
+      <w:lvlText w:val="-"/>
+      <w:lvlJc w:val="left"/>
+      <w:pPr>
+        <w:ind w:left="800" w:hanging="360"/>
+      </w:pPr>
+      <w:rPr>
+        <w:rFonts w:ascii="맑은 고딕" w:eastAsia="맑은 고딕" w:hAnsi="맑은 고딕" w:cstheme="minorBidi" w:hint="eastAsia"/>
+      </w:rPr>
+    </w:lvl>
+    <w:lvl w:ilvl="1" w:tplc="04090003" w:tentative="1">
+      <w:start w:val="1"/>
+      <w:numFmt w:val="bullet"/>
+      <w:lvlText w:val=""/>
+      <w:lvlJc w:val="left"/>
+      <w:pPr>
+        <w:ind w:left="1320" w:hanging="440"/>
+      </w:pPr>
+      <w:rPr>
+        <w:rFonts w:ascii="Wingdings" w:hAnsi="Wingdings" w:hint="default"/>
+      </w:rPr>
+    </w:lvl>
+    <w:lvl w:ilvl="2" w:tplc="04090005" w:tentative="1">
+      <w:start w:val="1"/>
+      <w:numFmt w:val="bullet"/>
+      <w:lvlText w:val=""/>
+      <w:lvlJc w:val="left"/>
+      <w:pPr>
+        <w:ind w:left="1760" w:hanging="440"/>
+      </w:pPr>
+      <w:rPr>
+        <w:rFonts w:ascii="Wingdings" w:hAnsi="Wingdings" w:hint="default"/>
+      </w:rPr>
+    </w:lvl>
+    <w:lvl w:ilvl="3" w:tplc="04090001" w:tentative="1">
+      <w:start w:val="1"/>
+      <w:numFmt w:val="bullet"/>
+      <w:lvlText w:val=""/>
+      <w:lvlJc w:val="left"/>
+      <w:pPr>
+        <w:ind w:left="2200" w:hanging="440"/>
+      </w:pPr>
+      <w:rPr>
+        <w:rFonts w:ascii="Wingdings" w:hAnsi="Wingdings" w:hint="default"/>
+      </w:rPr>
+    </w:lvl>
+    <w:lvl w:ilvl="4" w:tplc="04090003" w:tentative="1">
+      <w:start w:val="1"/>
+      <w:numFmt w:val="bullet"/>
+      <w:lvlText w:val=""/>
+      <w:lvlJc w:val="left"/>
+      <w:pPr>
+        <w:ind w:left="2640" w:hanging="440"/>
+      </w:pPr>
+      <w:rPr>
+        <w:rFonts w:ascii="Wingdings" w:hAnsi="Wingdings" w:hint="default"/>
+      </w:rPr>
+    </w:lvl>
+    <w:lvl w:ilvl="5" w:tplc="04090005" w:tentative="1">
+      <w:start w:val="1"/>
+      <w:numFmt w:val="bullet"/>
+      <w:lvlText w:val=""/>
+      <w:lvlJc w:val="left"/>
+      <w:pPr>
+        <w:ind w:left="3080" w:hanging="440"/>
+      </w:pPr>
+      <w:rPr>
+        <w:rFonts w:ascii="Wingdings" w:hAnsi="Wingdings" w:hint="default"/>
+      </w:rPr>
+    </w:lvl>
+    <w:lvl w:ilvl="6" w:tplc="04090001" w:tentative="1">
+      <w:start w:val="1"/>
+      <w:numFmt w:val="bullet"/>
+      <w:lvlText w:val=""/>
+      <w:lvlJc w:val="left"/>
+      <w:pPr>
+        <w:ind w:left="3520" w:hanging="440"/>
+      </w:pPr>
+      <w:rPr>
+        <w:rFonts w:ascii="Wingdings" w:hAnsi="Wingdings" w:hint="default"/>
+      </w:rPr>
+    </w:lvl>
+    <w:lvl w:ilvl="7" w:tplc="04090003" w:tentative="1">
+      <w:start w:val="1"/>
+      <w:numFmt w:val="bullet"/>
+      <w:lvlText w:val=""/>
+      <w:lvlJc w:val="left"/>
+      <w:pPr>
+        <w:ind w:left="3960" w:hanging="440"/>
+      </w:pPr>
+      <w:rPr>
+        <w:rFonts w:ascii="Wingdings" w:hAnsi="Wingdings" w:hint="default"/>
+      </w:rPr>
+    </w:lvl>
+    <w:lvl w:ilvl="8" w:tplc="04090005" w:tentative="1">
+      <w:start w:val="1"/>
+      <w:numFmt w:val="bullet"/>
+      <w:lvlText w:val=""/>
+      <w:lvlJc w:val="left"/>
+      <w:pPr>
+        <w:ind w:left="4400" w:hanging="440"/>
+      </w:pPr>
+      <w:rPr>
+        <w:rFonts w:ascii="Wingdings" w:hAnsi="Wingdings" w:hint="default"/>
       </w:rPr>
     </w:lvl>
   </w:abstractNum>
@@ -2084,11 +2271,14 @@
   <w:num w:numId="4" w16cid:durableId="947586542">
     <w:abstractNumId w:val="2"/>
   </w:num>
+  <w:num w:numId="5" w16cid:durableId="1506939556">
+    <w:abstractNumId w:val="3"/>
+  </w:num>
 </w:numbering>
 </file>
 
 <file path=word/styles.xml><?xml version="1.0" encoding="utf-8"?>
-<w:styles xmlns:mc="http://schemas.openxmlformats.org/markup-compatibility/2006" xmlns:r="http://schemas.openxmlformats.org/officeDocument/2006/relationships" xmlns:w="http://schemas.openxmlformats.org/wordprocessingml/2006/main" xmlns:w14="http://schemas.microsoft.com/office/word/2010/wordml" xmlns:w15="http://schemas.microsoft.com/office/word/2012/wordml" xmlns:w16cex="http://schemas.microsoft.com/office/word/2018/wordml/cex" xmlns:w16cid="http://schemas.microsoft.com/office/word/2016/wordml/cid" xmlns:w16="http://schemas.microsoft.com/office/word/2018/wordml" xmlns:w16du="http://schemas.microsoft.com/office/word/2023/wordml/word16du" xmlns:w16sdtdh="http://schemas.microsoft.com/office/word/2020/wordml/sdtdatahash" xmlns:w16se="http://schemas.microsoft.com/office/word/2015/wordml/symex" mc:Ignorable="w14 w15 w16se w16cid w16 w16cex w16sdtdh w16du">
+<w:styles xmlns:mc="http://schemas.openxmlformats.org/markup-compatibility/2006" xmlns:r="http://schemas.openxmlformats.org/officeDocument/2006/relationships" xmlns:w="http://schemas.openxmlformats.org/wordprocessingml/2006/main" xmlns:w14="http://schemas.microsoft.com/office/word/2010/wordml" xmlns:w15="http://schemas.microsoft.com/office/word/2012/wordml" xmlns:w16cex="http://schemas.microsoft.com/office/word/2018/wordml/cex" xmlns:w16cid="http://schemas.microsoft.com/office/word/2016/wordml/cid" xmlns:w16="http://schemas.microsoft.com/office/word/2018/wordml" xmlns:w16du="http://schemas.microsoft.com/office/word/2023/wordml/word16du" xmlns:w16sdtdh="http://schemas.microsoft.com/office/word/2020/wordml/sdtdatahash" xmlns:w16sdtfl="http://schemas.microsoft.com/office/word/2024/wordml/sdtformatlock" xmlns:w16se="http://schemas.microsoft.com/office/word/2015/wordml/symex" mc:Ignorable="w14 w15 w16se w16cid w16 w16cex w16sdtdh w16sdtfl w16du">
   <w:docDefaults>
     <w:rPrDefault>
       <w:rPr>
